--- a/Requerimientos Funcionales.docx
+++ b/Requerimientos Funcionales.docx
@@ -16,206 +16,7 @@
           <w:b/>
           <w:bCs/>
         </w:rPr>
-        <w:t>Requerimientos Funcionales</w:t>
-      </w:r>
-    </w:p>
-    <w:p>
-      <w:pPr>
-        <w:rPr>
-          <w:rFonts w:ascii="Times New Roman" w:hAnsi="Times New Roman" w:cs="Times New Roman"/>
-        </w:rPr>
-      </w:pPr>
-      <w:r>
-        <w:rPr>
-          <w:rFonts w:ascii="Times New Roman" w:hAnsi="Times New Roman" w:cs="Times New Roman"/>
-        </w:rPr>
-        <w:t>Gestión de usuarios</w:t>
-      </w:r>
-    </w:p>
-    <w:p>
-      <w:pPr>
-        <w:pStyle w:val="Prrafodelista"/>
-        <w:numPr>
-          <w:ilvl w:val="0"/>
-          <w:numId w:val="2"/>
-        </w:numPr>
-        <w:rPr>
-          <w:rFonts w:ascii="Times New Roman" w:hAnsi="Times New Roman" w:cs="Times New Roman"/>
-        </w:rPr>
-      </w:pPr>
-      <w:r>
-        <w:rPr>
-          <w:rFonts w:ascii="Times New Roman" w:hAnsi="Times New Roman" w:cs="Times New Roman"/>
-        </w:rPr>
-        <w:t>El sistema debe de solicitar la autorización de usos de datos personales para usuarios que se van a registrar</w:t>
-      </w:r>
-    </w:p>
-    <w:p>
-      <w:pPr>
-        <w:pStyle w:val="Prrafodelista"/>
-        <w:numPr>
-          <w:ilvl w:val="0"/>
-          <w:numId w:val="2"/>
-        </w:numPr>
-        <w:rPr>
-          <w:rFonts w:ascii="Times New Roman" w:hAnsi="Times New Roman" w:cs="Times New Roman"/>
-        </w:rPr>
-      </w:pPr>
-      <w:r>
-        <w:rPr>
-          <w:rFonts w:ascii="Times New Roman" w:hAnsi="Times New Roman" w:cs="Times New Roman"/>
-        </w:rPr>
-        <w:t>El sistema debe mostrar la política de privacidad</w:t>
-      </w:r>
-    </w:p>
-    <w:p>
-      <w:pPr>
-        <w:pStyle w:val="Prrafodelista"/>
-        <w:numPr>
-          <w:ilvl w:val="0"/>
-          <w:numId w:val="2"/>
-        </w:numPr>
-        <w:rPr>
-          <w:rFonts w:ascii="Times New Roman" w:hAnsi="Times New Roman" w:cs="Times New Roman"/>
-        </w:rPr>
-      </w:pPr>
-      <w:r>
-        <w:rPr>
-          <w:rFonts w:ascii="Times New Roman" w:hAnsi="Times New Roman" w:cs="Times New Roman"/>
-        </w:rPr>
-        <w:t xml:space="preserve">El sistema debe permitir el registro de usuarios mediante </w:t>
-      </w:r>
-      <w:r>
-        <w:rPr>
-          <w:rFonts w:ascii="Times New Roman" w:hAnsi="Times New Roman" w:cs="Times New Roman"/>
-        </w:rPr>
-        <w:t xml:space="preserve">nombre, apellido, </w:t>
-      </w:r>
-      <w:r>
-        <w:rPr>
-          <w:rFonts w:ascii="Times New Roman" w:hAnsi="Times New Roman" w:cs="Times New Roman"/>
-        </w:rPr>
-        <w:t>correo electrónico</w:t>
-      </w:r>
-      <w:r>
-        <w:rPr>
-          <w:rFonts w:ascii="Times New Roman" w:hAnsi="Times New Roman" w:cs="Times New Roman"/>
-        </w:rPr>
-        <w:t xml:space="preserve">, </w:t>
-      </w:r>
-      <w:r>
-        <w:rPr>
-          <w:rFonts w:ascii="Times New Roman" w:hAnsi="Times New Roman" w:cs="Times New Roman"/>
-        </w:rPr>
-        <w:t>contraseña</w:t>
-      </w:r>
-      <w:r>
-        <w:rPr>
-          <w:rFonts w:ascii="Times New Roman" w:hAnsi="Times New Roman" w:cs="Times New Roman"/>
-        </w:rPr>
-        <w:t>, teléfono</w:t>
-      </w:r>
-      <w:r>
-        <w:rPr>
-          <w:rFonts w:ascii="Times New Roman" w:hAnsi="Times New Roman" w:cs="Times New Roman"/>
-        </w:rPr>
-        <w:t xml:space="preserve"> y un segundo teléfono (opcional)</w:t>
-      </w:r>
-      <w:r>
-        <w:rPr>
-          <w:rFonts w:ascii="Times New Roman" w:hAnsi="Times New Roman" w:cs="Times New Roman"/>
-        </w:rPr>
-        <w:t>, numero de documento</w:t>
-      </w:r>
-      <w:r>
-        <w:rPr>
-          <w:rFonts w:ascii="Times New Roman" w:hAnsi="Times New Roman" w:cs="Times New Roman"/>
-        </w:rPr>
-        <w:t xml:space="preserve">, </w:t>
-      </w:r>
-      <w:r>
-        <w:rPr>
-          <w:rFonts w:ascii="Times New Roman" w:hAnsi="Times New Roman" w:cs="Times New Roman"/>
-        </w:rPr>
-        <w:t>validar documento mediante una foto tomada en el momento (No puede registrar el mismo documento), localidad.</w:t>
-      </w:r>
-    </w:p>
-    <w:p>
-      <w:pPr>
-        <w:pStyle w:val="Prrafodelista"/>
-        <w:numPr>
-          <w:ilvl w:val="0"/>
-          <w:numId w:val="2"/>
-        </w:numPr>
-        <w:rPr>
-          <w:rFonts w:ascii="Times New Roman" w:hAnsi="Times New Roman" w:cs="Times New Roman"/>
-        </w:rPr>
-      </w:pPr>
-      <w:r>
-        <w:rPr>
-          <w:rFonts w:ascii="Times New Roman" w:hAnsi="Times New Roman" w:cs="Times New Roman"/>
-        </w:rPr>
-        <w:t>El sistema debe permitir a los usuarios</w:t>
-      </w:r>
-      <w:r>
-        <w:rPr>
-          <w:rFonts w:ascii="Times New Roman" w:hAnsi="Times New Roman" w:cs="Times New Roman"/>
-        </w:rPr>
-        <w:t xml:space="preserve"> ya registrados</w:t>
-      </w:r>
-      <w:r>
-        <w:rPr>
-          <w:rFonts w:ascii="Times New Roman" w:hAnsi="Times New Roman" w:cs="Times New Roman"/>
-        </w:rPr>
-        <w:t xml:space="preserve"> iniciar sesión.</w:t>
-      </w:r>
-    </w:p>
-    <w:p>
-      <w:pPr>
-        <w:pStyle w:val="Prrafodelista"/>
-        <w:numPr>
-          <w:ilvl w:val="0"/>
-          <w:numId w:val="2"/>
-        </w:numPr>
-        <w:rPr>
-          <w:rFonts w:ascii="Times New Roman" w:hAnsi="Times New Roman" w:cs="Times New Roman"/>
-        </w:rPr>
-      </w:pPr>
-      <w:r>
-        <w:rPr>
-          <w:rFonts w:ascii="Times New Roman" w:hAnsi="Times New Roman" w:cs="Times New Roman"/>
-        </w:rPr>
-        <w:t>El sistema debe permitir la recuperación de contraseña.</w:t>
-      </w:r>
-    </w:p>
-    <w:p>
-      <w:pPr>
-        <w:pStyle w:val="Prrafodelista"/>
-        <w:numPr>
-          <w:ilvl w:val="0"/>
-          <w:numId w:val="2"/>
-        </w:numPr>
-        <w:rPr>
-          <w:rFonts w:ascii="Times New Roman" w:hAnsi="Times New Roman" w:cs="Times New Roman"/>
-        </w:rPr>
-      </w:pPr>
-      <w:r>
-        <w:rPr>
-          <w:rFonts w:ascii="Times New Roman" w:hAnsi="Times New Roman" w:cs="Times New Roman"/>
-        </w:rPr>
-        <w:t xml:space="preserve">El usuario debe poder actualizar su información </w:t>
-      </w:r>
-      <w:r>
-        <w:rPr>
-          <w:rFonts w:ascii="Times New Roman" w:hAnsi="Times New Roman" w:cs="Times New Roman"/>
-        </w:rPr>
-        <w:t>de localidad, número de teléfono, correo, alias, imagen de perfil, actualizaciones permitidas 1 cada 2 semanas</w:t>
-      </w:r>
-      <w:r>
-        <w:rPr>
-          <w:rFonts w:ascii="Times New Roman" w:hAnsi="Times New Roman" w:cs="Times New Roman"/>
-        </w:rPr>
-        <w:t>.</w:t>
+        <w:t>REQUERIMIENTOS FUNCIONALES</w:t>
       </w:r>
     </w:p>
     <w:p>
@@ -232,211 +33,205 @@
           <w:b/>
           <w:bCs/>
         </w:rPr>
-        <w:t>Publicación de mascotas</w:t>
-      </w:r>
-    </w:p>
-    <w:p>
-      <w:pPr>
-        <w:pStyle w:val="Prrafodelista"/>
-        <w:numPr>
-          <w:ilvl w:val="0"/>
-          <w:numId w:val="3"/>
-        </w:numPr>
-        <w:rPr>
-          <w:rFonts w:ascii="Times New Roman" w:hAnsi="Times New Roman" w:cs="Times New Roman"/>
-        </w:rPr>
-      </w:pPr>
-      <w:r>
-        <w:rPr>
-          <w:rFonts w:ascii="Times New Roman" w:hAnsi="Times New Roman" w:cs="Times New Roman"/>
-        </w:rPr>
-        <w:t xml:space="preserve">El sistema debe permitir publicar reportes de mascotas </w:t>
-      </w:r>
-      <w:r>
-        <w:rPr>
-          <w:rFonts w:ascii="Times New Roman" w:hAnsi="Times New Roman" w:cs="Times New Roman"/>
-        </w:rPr>
-        <w:t>perdidas.</w:t>
-      </w:r>
-    </w:p>
-    <w:p>
-      <w:pPr>
-        <w:pStyle w:val="Prrafodelista"/>
-        <w:numPr>
-          <w:ilvl w:val="0"/>
-          <w:numId w:val="3"/>
-        </w:numPr>
-        <w:rPr>
-          <w:rFonts w:ascii="Times New Roman" w:hAnsi="Times New Roman" w:cs="Times New Roman"/>
-        </w:rPr>
-      </w:pPr>
-      <w:r>
-        <w:rPr>
-          <w:rFonts w:ascii="Times New Roman" w:hAnsi="Times New Roman" w:cs="Times New Roman"/>
-        </w:rPr>
-        <w:t>El usuario debe poder agregar fotografías de la mascota.</w:t>
-      </w:r>
-    </w:p>
-    <w:p>
-      <w:pPr>
-        <w:pStyle w:val="Prrafodelista"/>
-        <w:numPr>
-          <w:ilvl w:val="0"/>
-          <w:numId w:val="3"/>
-        </w:numPr>
-        <w:rPr>
-          <w:rFonts w:ascii="Times New Roman" w:hAnsi="Times New Roman" w:cs="Times New Roman"/>
-        </w:rPr>
-      </w:pPr>
-      <w:r>
-        <w:rPr>
-          <w:rFonts w:ascii="Times New Roman" w:hAnsi="Times New Roman" w:cs="Times New Roman"/>
-        </w:rPr>
-        <w:t>El usuario debe poder ingresar información como nombre, especie, raza, color, ubicación</w:t>
-      </w:r>
-      <w:r>
-        <w:rPr>
-          <w:rFonts w:ascii="Times New Roman" w:hAnsi="Times New Roman" w:cs="Times New Roman"/>
-        </w:rPr>
-        <w:t>,</w:t>
-      </w:r>
-      <w:r>
-        <w:rPr>
-          <w:rFonts w:ascii="Times New Roman" w:hAnsi="Times New Roman" w:cs="Times New Roman"/>
-        </w:rPr>
-        <w:t xml:space="preserve"> fecha de pérdida</w:t>
-      </w:r>
-      <w:r>
-        <w:rPr>
-          <w:rFonts w:ascii="Times New Roman" w:hAnsi="Times New Roman" w:cs="Times New Roman"/>
-        </w:rPr>
-        <w:t>, descripción, sexo del animal, edad del animal, distintivos(opcional)</w:t>
-      </w:r>
-      <w:r>
-        <w:rPr>
-          <w:rFonts w:ascii="Times New Roman" w:hAnsi="Times New Roman" w:cs="Times New Roman"/>
-        </w:rPr>
-        <w:t>.</w:t>
-      </w:r>
-    </w:p>
-    <w:p>
-      <w:pPr>
-        <w:pStyle w:val="Prrafodelista"/>
-        <w:numPr>
-          <w:ilvl w:val="0"/>
-          <w:numId w:val="3"/>
-        </w:numPr>
-        <w:rPr>
-          <w:rFonts w:ascii="Times New Roman" w:hAnsi="Times New Roman" w:cs="Times New Roman"/>
-        </w:rPr>
-      </w:pPr>
-      <w:r>
-        <w:rPr>
-          <w:rFonts w:ascii="Times New Roman" w:hAnsi="Times New Roman" w:cs="Times New Roman"/>
-        </w:rPr>
-        <w:t>El usuario debe poder editar o eliminar sus publicaciones.</w:t>
-      </w:r>
-    </w:p>
-    <w:p>
-      <w:pPr>
-        <w:pStyle w:val="Prrafodelista"/>
-        <w:numPr>
-          <w:ilvl w:val="0"/>
-          <w:numId w:val="3"/>
-        </w:numPr>
-        <w:rPr>
-          <w:rFonts w:ascii="Times New Roman" w:hAnsi="Times New Roman" w:cs="Times New Roman"/>
-        </w:rPr>
-      </w:pPr>
-      <w:r>
-        <w:rPr>
-          <w:rFonts w:ascii="Times New Roman" w:hAnsi="Times New Roman" w:cs="Times New Roman"/>
-        </w:rPr>
-        <w:t>El sistema debe mostrar</w:t>
-      </w:r>
-      <w:r>
-        <w:rPr>
-          <w:rFonts w:ascii="Times New Roman" w:hAnsi="Times New Roman" w:cs="Times New Roman"/>
-        </w:rPr>
-        <w:t xml:space="preserve"> en</w:t>
-      </w:r>
-      <w:r>
-        <w:rPr>
-          <w:rFonts w:ascii="Times New Roman" w:hAnsi="Times New Roman" w:cs="Times New Roman"/>
-        </w:rPr>
-        <w:t xml:space="preserve"> la </w:t>
-      </w:r>
-      <w:r>
-        <w:rPr>
-          <w:rFonts w:ascii="Times New Roman" w:hAnsi="Times New Roman" w:cs="Times New Roman"/>
-        </w:rPr>
-        <w:t>publicación la información de contacto.</w:t>
-      </w:r>
-    </w:p>
-    <w:p>
-      <w:pPr>
-        <w:pStyle w:val="Prrafodelista"/>
-        <w:numPr>
-          <w:ilvl w:val="0"/>
-          <w:numId w:val="3"/>
-        </w:numPr>
-        <w:rPr>
-          <w:rFonts w:ascii="Times New Roman" w:hAnsi="Times New Roman" w:cs="Times New Roman"/>
-        </w:rPr>
-      </w:pPr>
-      <w:r>
-        <w:rPr>
-          <w:rFonts w:ascii="Times New Roman" w:hAnsi="Times New Roman" w:cs="Times New Roman"/>
-        </w:rPr>
-        <w:t>El usuario debe poder marcar si fue un avistamiento o tiene frente a la una mascota de las mismas características</w:t>
-      </w:r>
-    </w:p>
-    <w:p>
-      <w:pPr>
-        <w:pStyle w:val="Prrafodelista"/>
-        <w:numPr>
-          <w:ilvl w:val="0"/>
-          <w:numId w:val="3"/>
-        </w:numPr>
-        <w:rPr>
-          <w:rFonts w:ascii="Times New Roman" w:hAnsi="Times New Roman" w:cs="Times New Roman"/>
-        </w:rPr>
-      </w:pPr>
-      <w:r>
-        <w:rPr>
-          <w:rFonts w:ascii="Times New Roman" w:hAnsi="Times New Roman" w:cs="Times New Roman"/>
-        </w:rPr>
-        <w:t>El usuario debe en caso de avistamiento poner foto, descripción, fecha, hora y lugar</w:t>
-      </w:r>
-    </w:p>
-    <w:p>
-      <w:pPr>
-        <w:pStyle w:val="Prrafodelista"/>
-        <w:numPr>
-          <w:ilvl w:val="0"/>
-          <w:numId w:val="3"/>
-        </w:numPr>
-        <w:rPr>
-          <w:rFonts w:ascii="Times New Roman" w:hAnsi="Times New Roman" w:cs="Times New Roman"/>
-        </w:rPr>
-      </w:pPr>
-      <w:r>
-        <w:rPr>
-          <w:rFonts w:ascii="Times New Roman" w:hAnsi="Times New Roman" w:cs="Times New Roman"/>
-        </w:rPr>
-        <w:t xml:space="preserve">El usuario debe </w:t>
-      </w:r>
-      <w:r>
-        <w:rPr>
-          <w:rFonts w:ascii="Times New Roman" w:hAnsi="Times New Roman" w:cs="Times New Roman"/>
-        </w:rPr>
-        <w:t xml:space="preserve">en caso de tener a la mascota en el momento </w:t>
-      </w:r>
-      <w:r>
-        <w:rPr>
-          <w:rFonts w:ascii="Times New Roman" w:hAnsi="Times New Roman" w:cs="Times New Roman"/>
-        </w:rPr>
-        <w:t>poder reportar mascotas encontradas o posibles encuentros, en ellas el usuario debe poder ingresar, raza, color, especie, sexo, zona donde se vio o donde se encontró, fecha del encuentro, descripción, estado de la mascota, información de contacto de la persona que encuentra.</w:t>
+        <w:t>Gestión de clientes</w:t>
+      </w:r>
+    </w:p>
+    <w:p>
+      <w:pPr>
+        <w:pStyle w:val="Prrafodelista"/>
+        <w:numPr>
+          <w:ilvl w:val="0"/>
+          <w:numId w:val="13"/>
+        </w:numPr>
+        <w:rPr>
+          <w:rFonts w:ascii="Times New Roman" w:hAnsi="Times New Roman" w:cs="Times New Roman"/>
+        </w:rPr>
+      </w:pPr>
+      <w:r>
+        <w:rPr>
+          <w:rFonts w:ascii="Times New Roman" w:hAnsi="Times New Roman" w:cs="Times New Roman"/>
+        </w:rPr>
+        <w:t>El sistema debe permitir el registro de clientes mediante nombre, apellido, fecha de nacimiento, número de documento, correo electrónico, contraseña, número de teléfono y dirección.</w:t>
+      </w:r>
+    </w:p>
+    <w:p>
+      <w:pPr>
+        <w:pStyle w:val="Prrafodelista"/>
+        <w:numPr>
+          <w:ilvl w:val="0"/>
+          <w:numId w:val="13"/>
+        </w:numPr>
+        <w:rPr>
+          <w:rFonts w:ascii="Times New Roman" w:hAnsi="Times New Roman" w:cs="Times New Roman"/>
+        </w:rPr>
+      </w:pPr>
+      <w:r>
+        <w:rPr>
+          <w:rFonts w:ascii="Times New Roman" w:hAnsi="Times New Roman" w:cs="Times New Roman"/>
+        </w:rPr>
+        <w:t>El sistema no debe permitir el registro de clientes con un número de documento ya existente.</w:t>
+      </w:r>
+    </w:p>
+    <w:p>
+      <w:pPr>
+        <w:pStyle w:val="Prrafodelista"/>
+        <w:numPr>
+          <w:ilvl w:val="0"/>
+          <w:numId w:val="13"/>
+        </w:numPr>
+        <w:rPr>
+          <w:rFonts w:ascii="Times New Roman" w:hAnsi="Times New Roman" w:cs="Times New Roman"/>
+        </w:rPr>
+      </w:pPr>
+      <w:r>
+        <w:rPr>
+          <w:rFonts w:ascii="Times New Roman" w:hAnsi="Times New Roman" w:cs="Times New Roman"/>
+        </w:rPr>
+        <w:t>El sistema debe verificar la edad del cliente mediante su fecha de nacimiento.</w:t>
+      </w:r>
+    </w:p>
+    <w:p>
+      <w:pPr>
+        <w:pStyle w:val="Prrafodelista"/>
+        <w:numPr>
+          <w:ilvl w:val="0"/>
+          <w:numId w:val="13"/>
+        </w:numPr>
+        <w:rPr>
+          <w:rFonts w:ascii="Times New Roman" w:hAnsi="Times New Roman" w:cs="Times New Roman"/>
+        </w:rPr>
+      </w:pPr>
+      <w:r>
+        <w:rPr>
+          <w:rFonts w:ascii="Times New Roman" w:hAnsi="Times New Roman" w:cs="Times New Roman"/>
+        </w:rPr>
+        <w:t>El sistema debe restringir el acceso a menores de edad según las condiciones establecidas por la plataforma.</w:t>
+      </w:r>
+    </w:p>
+    <w:p>
+      <w:pPr>
+        <w:pStyle w:val="Prrafodelista"/>
+        <w:numPr>
+          <w:ilvl w:val="0"/>
+          <w:numId w:val="13"/>
+        </w:numPr>
+        <w:rPr>
+          <w:rFonts w:ascii="Times New Roman" w:hAnsi="Times New Roman" w:cs="Times New Roman"/>
+        </w:rPr>
+      </w:pPr>
+      <w:r>
+        <w:rPr>
+          <w:rFonts w:ascii="Times New Roman" w:hAnsi="Times New Roman" w:cs="Times New Roman"/>
+        </w:rPr>
+        <w:t>El sistema debe permitir a los clientes iniciar sesión mediante correo electrónico y contraseña.</w:t>
+      </w:r>
+    </w:p>
+    <w:p>
+      <w:pPr>
+        <w:pStyle w:val="Prrafodelista"/>
+        <w:numPr>
+          <w:ilvl w:val="0"/>
+          <w:numId w:val="13"/>
+        </w:numPr>
+        <w:rPr>
+          <w:rFonts w:ascii="Times New Roman" w:hAnsi="Times New Roman" w:cs="Times New Roman"/>
+        </w:rPr>
+      </w:pPr>
+      <w:r>
+        <w:rPr>
+          <w:rFonts w:ascii="Times New Roman" w:hAnsi="Times New Roman" w:cs="Times New Roman"/>
+        </w:rPr>
+        <w:t>El sistema debe permitir la recuperación de contraseña.</w:t>
+      </w:r>
+    </w:p>
+    <w:p>
+      <w:pPr>
+        <w:pStyle w:val="Prrafodelista"/>
+        <w:numPr>
+          <w:ilvl w:val="0"/>
+          <w:numId w:val="13"/>
+        </w:numPr>
+        <w:rPr>
+          <w:rFonts w:ascii="Times New Roman" w:hAnsi="Times New Roman" w:cs="Times New Roman"/>
+        </w:rPr>
+      </w:pPr>
+      <w:r>
+        <w:rPr>
+          <w:rFonts w:ascii="Times New Roman" w:hAnsi="Times New Roman" w:cs="Times New Roman"/>
+        </w:rPr>
+        <w:t>El cliente debe poder consultar su información personal registrada.</w:t>
+      </w:r>
+    </w:p>
+    <w:p>
+      <w:pPr>
+        <w:pStyle w:val="Prrafodelista"/>
+        <w:numPr>
+          <w:ilvl w:val="0"/>
+          <w:numId w:val="13"/>
+        </w:numPr>
+        <w:rPr>
+          <w:rFonts w:ascii="Times New Roman" w:hAnsi="Times New Roman" w:cs="Times New Roman"/>
+        </w:rPr>
+      </w:pPr>
+      <w:r>
+        <w:rPr>
+          <w:rFonts w:ascii="Times New Roman" w:hAnsi="Times New Roman" w:cs="Times New Roman"/>
+        </w:rPr>
+        <w:t>El cliente debe poder actualizar su dirección, número de teléfono y correo electrónico.</w:t>
+      </w:r>
+    </w:p>
+    <w:p>
+      <w:pPr>
+        <w:pStyle w:val="Prrafodelista"/>
+        <w:numPr>
+          <w:ilvl w:val="0"/>
+          <w:numId w:val="13"/>
+        </w:numPr>
+        <w:rPr>
+          <w:rFonts w:ascii="Times New Roman" w:hAnsi="Times New Roman" w:cs="Times New Roman"/>
+        </w:rPr>
+      </w:pPr>
+      <w:r>
+        <w:rPr>
+          <w:rFonts w:ascii="Times New Roman" w:hAnsi="Times New Roman" w:cs="Times New Roman"/>
+        </w:rPr>
+        <w:t>El cliente debe poder eliminar su cuenta.</w:t>
+      </w:r>
+    </w:p>
+    <w:p>
+      <w:pPr>
+        <w:pStyle w:val="Prrafodelista"/>
+        <w:numPr>
+          <w:ilvl w:val="0"/>
+          <w:numId w:val="13"/>
+        </w:numPr>
+        <w:rPr>
+          <w:rFonts w:ascii="Times New Roman" w:hAnsi="Times New Roman" w:cs="Times New Roman"/>
+        </w:rPr>
+      </w:pPr>
+      <w:r>
+        <w:rPr>
+          <w:rFonts w:ascii="Times New Roman" w:hAnsi="Times New Roman" w:cs="Times New Roman"/>
+        </w:rPr>
+        <w:t>El administrador debe poder consultar la información de los clientes registrados.</w:t>
+      </w:r>
+    </w:p>
+    <w:p>
+      <w:pPr>
+        <w:pStyle w:val="Prrafodelista"/>
+        <w:numPr>
+          <w:ilvl w:val="0"/>
+          <w:numId w:val="13"/>
+        </w:numPr>
+        <w:rPr>
+          <w:rFonts w:ascii="Times New Roman" w:hAnsi="Times New Roman" w:cs="Times New Roman"/>
+        </w:rPr>
+      </w:pPr>
+      <w:r>
+        <w:rPr>
+          <w:rFonts w:ascii="Times New Roman" w:hAnsi="Times New Roman" w:cs="Times New Roman"/>
+        </w:rPr>
+        <w:t>El administrador únicamente podrá visualizar la información personal registrada por los clientes para fines de administración y control de la plataforma.</w:t>
       </w:r>
     </w:p>
     <w:p>
@@ -453,16 +248,191 @@
           <w:b/>
           <w:bCs/>
         </w:rPr>
-        <w:t>Comunicación y notificaciones</w:t>
-      </w:r>
-    </w:p>
-    <w:p>
-      <w:pPr>
-        <w:pStyle w:val="Prrafodelista"/>
-        <w:numPr>
-          <w:ilvl w:val="0"/>
-          <w:numId w:val="4"/>
-        </w:numPr>
+        <w:t>Gestión de publicaciones de mascotas perdidas</w:t>
+      </w:r>
+    </w:p>
+    <w:p>
+      <w:pPr>
+        <w:pStyle w:val="Prrafodelista"/>
+        <w:numPr>
+          <w:ilvl w:val="0"/>
+          <w:numId w:val="12"/>
+        </w:numPr>
+        <w:rPr>
+          <w:rFonts w:ascii="Times New Roman" w:hAnsi="Times New Roman" w:cs="Times New Roman"/>
+        </w:rPr>
+      </w:pPr>
+      <w:r>
+        <w:rPr>
+          <w:rFonts w:ascii="Times New Roman" w:hAnsi="Times New Roman" w:cs="Times New Roman"/>
+        </w:rPr>
+        <w:t>El sistema debe permitir a los clientes crear publicaciones de mascotas perdidas.</w:t>
+      </w:r>
+    </w:p>
+    <w:p>
+      <w:pPr>
+        <w:pStyle w:val="Prrafodelista"/>
+        <w:numPr>
+          <w:ilvl w:val="0"/>
+          <w:numId w:val="12"/>
+        </w:numPr>
+        <w:rPr>
+          <w:rFonts w:ascii="Times New Roman" w:hAnsi="Times New Roman" w:cs="Times New Roman"/>
+        </w:rPr>
+      </w:pPr>
+      <w:r>
+        <w:rPr>
+          <w:rFonts w:ascii="Times New Roman" w:hAnsi="Times New Roman" w:cs="Times New Roman"/>
+        </w:rPr>
+        <w:t>El sistema debe permitir consultar las publicaciones registradas.</w:t>
+      </w:r>
+    </w:p>
+    <w:p>
+      <w:pPr>
+        <w:pStyle w:val="Prrafodelista"/>
+        <w:numPr>
+          <w:ilvl w:val="0"/>
+          <w:numId w:val="12"/>
+        </w:numPr>
+        <w:rPr>
+          <w:rFonts w:ascii="Times New Roman" w:hAnsi="Times New Roman" w:cs="Times New Roman"/>
+        </w:rPr>
+      </w:pPr>
+      <w:r>
+        <w:rPr>
+          <w:rFonts w:ascii="Times New Roman" w:hAnsi="Times New Roman" w:cs="Times New Roman"/>
+        </w:rPr>
+        <w:t>El sistema debe permitir modificar las publicaciones creadas por el cliente.</w:t>
+      </w:r>
+    </w:p>
+    <w:p>
+      <w:pPr>
+        <w:pStyle w:val="Prrafodelista"/>
+        <w:numPr>
+          <w:ilvl w:val="0"/>
+          <w:numId w:val="12"/>
+        </w:numPr>
+        <w:rPr>
+          <w:rFonts w:ascii="Times New Roman" w:hAnsi="Times New Roman" w:cs="Times New Roman"/>
+        </w:rPr>
+      </w:pPr>
+      <w:r>
+        <w:rPr>
+          <w:rFonts w:ascii="Times New Roman" w:hAnsi="Times New Roman" w:cs="Times New Roman"/>
+        </w:rPr>
+        <w:t>El sistema debe permitir eliminar las publicaciones creadas por el cliente.</w:t>
+      </w:r>
+    </w:p>
+    <w:p>
+      <w:pPr>
+        <w:pStyle w:val="Prrafodelista"/>
+        <w:numPr>
+          <w:ilvl w:val="0"/>
+          <w:numId w:val="12"/>
+        </w:numPr>
+        <w:rPr>
+          <w:rFonts w:ascii="Times New Roman" w:hAnsi="Times New Roman" w:cs="Times New Roman"/>
+        </w:rPr>
+      </w:pPr>
+      <w:r>
+        <w:rPr>
+          <w:rFonts w:ascii="Times New Roman" w:hAnsi="Times New Roman" w:cs="Times New Roman"/>
+        </w:rPr>
+        <w:t>El cliente debe poder agregar fotografías de la mascota.</w:t>
+      </w:r>
+    </w:p>
+    <w:p>
+      <w:pPr>
+        <w:pStyle w:val="Prrafodelista"/>
+        <w:numPr>
+          <w:ilvl w:val="0"/>
+          <w:numId w:val="12"/>
+        </w:numPr>
+        <w:rPr>
+          <w:rFonts w:ascii="Times New Roman" w:hAnsi="Times New Roman" w:cs="Times New Roman"/>
+        </w:rPr>
+      </w:pPr>
+      <w:r>
+        <w:rPr>
+          <w:rFonts w:ascii="Times New Roman" w:hAnsi="Times New Roman" w:cs="Times New Roman"/>
+        </w:rPr>
+        <w:t>El cliente debe poder registrar nombre, especie, raza, color, sexo, edad aproximada, fecha de pérdida, ubicación de pérdida y descripción de la mascota.</w:t>
+      </w:r>
+    </w:p>
+    <w:p>
+      <w:pPr>
+        <w:pStyle w:val="Prrafodelista"/>
+        <w:numPr>
+          <w:ilvl w:val="0"/>
+          <w:numId w:val="12"/>
+        </w:numPr>
+        <w:rPr>
+          <w:rFonts w:ascii="Times New Roman" w:hAnsi="Times New Roman" w:cs="Times New Roman"/>
+        </w:rPr>
+      </w:pPr>
+      <w:r>
+        <w:rPr>
+          <w:rFonts w:ascii="Times New Roman" w:hAnsi="Times New Roman" w:cs="Times New Roman"/>
+        </w:rPr>
+        <w:t>El sistema debe mostrar la información de contacto del cliente en cada publicación.</w:t>
+      </w:r>
+    </w:p>
+    <w:p>
+      <w:pPr>
+        <w:pStyle w:val="Prrafodelista"/>
+        <w:numPr>
+          <w:ilvl w:val="0"/>
+          <w:numId w:val="12"/>
+        </w:numPr>
+        <w:rPr>
+          <w:rFonts w:ascii="Times New Roman" w:hAnsi="Times New Roman" w:cs="Times New Roman"/>
+        </w:rPr>
+      </w:pPr>
+      <w:r>
+        <w:rPr>
+          <w:rFonts w:ascii="Times New Roman" w:hAnsi="Times New Roman" w:cs="Times New Roman"/>
+        </w:rPr>
+        <w:t>El cliente debe poder marcar una publicación como resuelta cuando la mascota sea encontrada.</w:t>
+      </w:r>
+    </w:p>
+    <w:p>
+      <w:pPr>
+        <w:pStyle w:val="Prrafodelista"/>
+        <w:numPr>
+          <w:ilvl w:val="0"/>
+          <w:numId w:val="12"/>
+        </w:numPr>
+        <w:rPr>
+          <w:rFonts w:ascii="Times New Roman" w:hAnsi="Times New Roman" w:cs="Times New Roman"/>
+        </w:rPr>
+      </w:pPr>
+      <w:r>
+        <w:rPr>
+          <w:rFonts w:ascii="Times New Roman" w:hAnsi="Times New Roman" w:cs="Times New Roman"/>
+        </w:rPr>
+        <w:t>El sistema debe registrar la fecha de creación y la fecha de última actualización de cada publicación.</w:t>
+      </w:r>
+    </w:p>
+    <w:p>
+      <w:pPr>
+        <w:pStyle w:val="Prrafodelista"/>
+        <w:numPr>
+          <w:ilvl w:val="0"/>
+          <w:numId w:val="12"/>
+        </w:numPr>
+        <w:rPr>
+          <w:rFonts w:ascii="Times New Roman" w:hAnsi="Times New Roman" w:cs="Times New Roman"/>
+        </w:rPr>
+      </w:pPr>
+      <w:r>
+        <w:rPr>
+          <w:rFonts w:ascii="Times New Roman" w:hAnsi="Times New Roman" w:cs="Times New Roman"/>
+        </w:rPr>
+        <w:t>Después de 365 días de publicada una búsqueda, el sistema debe preguntar al cliente si desea mantener activa la publicación, actualizar la información o eliminarla.</w:t>
+      </w:r>
+    </w:p>
+    <w:p>
+      <w:pPr>
         <w:rPr>
           <w:rFonts w:ascii="Times New Roman" w:hAnsi="Times New Roman" w:cs="Times New Roman"/>
           <w:b/>
@@ -472,49 +442,147 @@
       <w:r>
         <w:rPr>
           <w:rFonts w:ascii="Times New Roman" w:hAnsi="Times New Roman" w:cs="Times New Roman"/>
-        </w:rPr>
-        <w:t>El siste</w:t>
-      </w:r>
-      <w:r>
-        <w:rPr>
-          <w:rFonts w:ascii="Times New Roman" w:hAnsi="Times New Roman" w:cs="Times New Roman"/>
-        </w:rPr>
-        <w:t>ma después de que algún administrador valide la información de la persona que reporta un posible encuentro, debe enviar notificaciones a la persona que publica una búsqueda.</w:t>
-      </w:r>
-    </w:p>
-    <w:p>
-      <w:pPr>
-        <w:pStyle w:val="Prrafodelista"/>
-        <w:numPr>
-          <w:ilvl w:val="0"/>
-          <w:numId w:val="4"/>
-        </w:numPr>
-        <w:rPr>
-          <w:rFonts w:ascii="Times New Roman" w:hAnsi="Times New Roman" w:cs="Times New Roman"/>
           <w:b/>
           <w:bCs/>
         </w:rPr>
-      </w:pPr>
-      <w:r>
-        <w:rPr>
-          <w:rFonts w:ascii="Times New Roman" w:hAnsi="Times New Roman" w:cs="Times New Roman"/>
-        </w:rPr>
-        <w:t xml:space="preserve">El sistema debe mostrar </w:t>
-      </w:r>
-      <w:r>
-        <w:rPr>
-          <w:rFonts w:ascii="Times New Roman" w:hAnsi="Times New Roman" w:cs="Times New Roman"/>
-        </w:rPr>
-        <w:t>los reportes de perdida mas recientes a las personas registradas en la misma localidad o cerca, debe poder filtrar búsquedas por tiempo y lugar.</w:t>
-      </w:r>
-    </w:p>
-    <w:p>
-      <w:pPr>
-        <w:pStyle w:val="Prrafodelista"/>
-        <w:numPr>
-          <w:ilvl w:val="0"/>
-          <w:numId w:val="4"/>
-        </w:numPr>
+        <w:t>Reporte de avistamientos y mascotas encontradas</w:t>
+      </w:r>
+    </w:p>
+    <w:p>
+      <w:pPr>
+        <w:pStyle w:val="Prrafodelista"/>
+        <w:numPr>
+          <w:ilvl w:val="0"/>
+          <w:numId w:val="11"/>
+        </w:numPr>
+        <w:rPr>
+          <w:rFonts w:ascii="Times New Roman" w:hAnsi="Times New Roman" w:cs="Times New Roman"/>
+        </w:rPr>
+      </w:pPr>
+      <w:r>
+        <w:rPr>
+          <w:rFonts w:ascii="Times New Roman" w:hAnsi="Times New Roman" w:cs="Times New Roman"/>
+        </w:rPr>
+        <w:lastRenderedPageBreak/>
+        <w:t>El sistema debe permitir que los clientes registren avistamientos dentro de una publicación de mascota perdida.</w:t>
+      </w:r>
+    </w:p>
+    <w:p>
+      <w:pPr>
+        <w:pStyle w:val="Prrafodelista"/>
+        <w:numPr>
+          <w:ilvl w:val="0"/>
+          <w:numId w:val="11"/>
+        </w:numPr>
+        <w:rPr>
+          <w:rFonts w:ascii="Times New Roman" w:hAnsi="Times New Roman" w:cs="Times New Roman"/>
+        </w:rPr>
+      </w:pPr>
+      <w:r>
+        <w:rPr>
+          <w:rFonts w:ascii="Times New Roman" w:hAnsi="Times New Roman" w:cs="Times New Roman"/>
+        </w:rPr>
+        <w:t>El sistema debe permitir que los clientes registren reportes de mascotas encontradas dentro de una publicación de mascota perdida.</w:t>
+      </w:r>
+    </w:p>
+    <w:p>
+      <w:pPr>
+        <w:pStyle w:val="Prrafodelista"/>
+        <w:numPr>
+          <w:ilvl w:val="0"/>
+          <w:numId w:val="11"/>
+        </w:numPr>
+        <w:rPr>
+          <w:rFonts w:ascii="Times New Roman" w:hAnsi="Times New Roman" w:cs="Times New Roman"/>
+        </w:rPr>
+      </w:pPr>
+      <w:r>
+        <w:rPr>
+          <w:rFonts w:ascii="Times New Roman" w:hAnsi="Times New Roman" w:cs="Times New Roman"/>
+        </w:rPr>
+        <w:t>En los reportes de avistamiento el cliente debe poder ingresar fotografía, descripción, fecha, hora y ubicación</w:t>
+      </w:r>
+      <w:r>
+        <w:rPr>
+          <w:rFonts w:ascii="Times New Roman" w:hAnsi="Times New Roman" w:cs="Times New Roman"/>
+        </w:rPr>
+        <w:t xml:space="preserve"> en tiempo real</w:t>
+      </w:r>
+      <w:r>
+        <w:rPr>
+          <w:rFonts w:ascii="Times New Roman" w:hAnsi="Times New Roman" w:cs="Times New Roman"/>
+        </w:rPr>
+        <w:t>.</w:t>
+      </w:r>
+    </w:p>
+    <w:p>
+      <w:pPr>
+        <w:pStyle w:val="Prrafodelista"/>
+        <w:numPr>
+          <w:ilvl w:val="0"/>
+          <w:numId w:val="11"/>
+        </w:numPr>
+        <w:rPr>
+          <w:rFonts w:ascii="Times New Roman" w:hAnsi="Times New Roman" w:cs="Times New Roman"/>
+        </w:rPr>
+      </w:pPr>
+      <w:r>
+        <w:rPr>
+          <w:rFonts w:ascii="Times New Roman" w:hAnsi="Times New Roman" w:cs="Times New Roman"/>
+        </w:rPr>
+        <w:t>En los reportes de mascota encontrada el cliente debe poder ingresar fotografías, descripción, fecha, ubicación</w:t>
+      </w:r>
+      <w:r>
+        <w:rPr>
+          <w:rFonts w:ascii="Times New Roman" w:hAnsi="Times New Roman" w:cs="Times New Roman"/>
+        </w:rPr>
+        <w:t xml:space="preserve"> en tiempo real</w:t>
+      </w:r>
+      <w:r>
+        <w:rPr>
+          <w:rFonts w:ascii="Times New Roman" w:hAnsi="Times New Roman" w:cs="Times New Roman"/>
+        </w:rPr>
+        <w:t xml:space="preserve"> y datos de contacto.</w:t>
+      </w:r>
+    </w:p>
+    <w:p>
+      <w:pPr>
+        <w:pStyle w:val="Prrafodelista"/>
+        <w:numPr>
+          <w:ilvl w:val="0"/>
+          <w:numId w:val="11"/>
+        </w:numPr>
+        <w:rPr>
+          <w:rFonts w:ascii="Times New Roman" w:hAnsi="Times New Roman" w:cs="Times New Roman"/>
+        </w:rPr>
+      </w:pPr>
+      <w:r>
+        <w:rPr>
+          <w:rFonts w:ascii="Times New Roman" w:hAnsi="Times New Roman" w:cs="Times New Roman"/>
+        </w:rPr>
+        <w:t>El sistema debe mostrar los reportes de avistamientos y hallazgos dentro de la publicación correspondiente.</w:t>
+      </w:r>
+    </w:p>
+    <w:p>
+      <w:pPr>
+        <w:pStyle w:val="Prrafodelista"/>
+        <w:numPr>
+          <w:ilvl w:val="0"/>
+          <w:numId w:val="11"/>
+        </w:numPr>
+        <w:rPr>
+          <w:rFonts w:ascii="Times New Roman" w:hAnsi="Times New Roman" w:cs="Times New Roman"/>
+        </w:rPr>
+      </w:pPr>
+      <w:r>
+        <w:rPr>
+          <w:rFonts w:ascii="Times New Roman" w:hAnsi="Times New Roman" w:cs="Times New Roman"/>
+        </w:rPr>
+        <w:t>El cliente que realizó el reporte debe poder modificar o eliminar su reporte mientras este se encuentre activo.</w:t>
+      </w:r>
+    </w:p>
+    <w:p>
+      <w:pPr>
         <w:rPr>
           <w:rFonts w:ascii="Times New Roman" w:hAnsi="Times New Roman" w:cs="Times New Roman"/>
           <w:b/>
@@ -524,218 +592,264 @@
       <w:r>
         <w:rPr>
           <w:rFonts w:ascii="Times New Roman" w:hAnsi="Times New Roman" w:cs="Times New Roman"/>
-        </w:rPr>
-        <w:lastRenderedPageBreak/>
-        <w:t>El sistema debe compartir la publicación enviada por la persona del posible encuentro o avistamiento para su comunicación</w:t>
-      </w:r>
-    </w:p>
-    <w:p>
-      <w:pPr>
-        <w:rPr>
-          <w:rFonts w:ascii="Times New Roman" w:hAnsi="Times New Roman" w:cs="Times New Roman"/>
           <w:b/>
           <w:bCs/>
         </w:rPr>
-      </w:pPr>
-      <w:r>
+        <w:t>Comunicación y notificaciones</w:t>
+      </w:r>
+    </w:p>
+    <w:p>
+      <w:pPr>
+        <w:pStyle w:val="Prrafodelista"/>
+        <w:numPr>
+          <w:ilvl w:val="0"/>
+          <w:numId w:val="10"/>
+        </w:numPr>
+        <w:rPr>
+          <w:rFonts w:ascii="Times New Roman" w:hAnsi="Times New Roman" w:cs="Times New Roman"/>
+        </w:rPr>
+      </w:pPr>
+      <w:r>
+        <w:rPr>
+          <w:rFonts w:ascii="Times New Roman" w:hAnsi="Times New Roman" w:cs="Times New Roman"/>
+        </w:rPr>
+        <w:t>El sistema debe notificar al propietario de una mascota cuando se registre un nuevo avistamiento o reporte dentro de su publicación.</w:t>
+      </w:r>
+    </w:p>
+    <w:p>
+      <w:pPr>
+        <w:pStyle w:val="Prrafodelista"/>
+        <w:numPr>
+          <w:ilvl w:val="0"/>
+          <w:numId w:val="10"/>
+        </w:numPr>
+        <w:rPr>
+          <w:rFonts w:ascii="Times New Roman" w:hAnsi="Times New Roman" w:cs="Times New Roman"/>
+        </w:rPr>
+      </w:pPr>
+      <w:r>
+        <w:rPr>
+          <w:rFonts w:ascii="Times New Roman" w:hAnsi="Times New Roman" w:cs="Times New Roman"/>
+        </w:rPr>
+        <w:t>El sistema debe notificar a los clientes sobre cambios realizados en el estado de sus publicaciones.</w:t>
+      </w:r>
+    </w:p>
+    <w:p>
+      <w:pPr>
+        <w:pStyle w:val="Prrafodelista"/>
+        <w:numPr>
+          <w:ilvl w:val="0"/>
+          <w:numId w:val="10"/>
+        </w:numPr>
+        <w:rPr>
+          <w:rFonts w:ascii="Times New Roman" w:hAnsi="Times New Roman" w:cs="Times New Roman"/>
+        </w:rPr>
+      </w:pPr>
+      <w:r>
+        <w:rPr>
+          <w:rFonts w:ascii="Times New Roman" w:hAnsi="Times New Roman" w:cs="Times New Roman"/>
+        </w:rPr>
+        <w:t>El sistema debe permitir compartir publicaciones mediante enlaces.</w:t>
+      </w:r>
+    </w:p>
+    <w:p>
+      <w:pPr>
+        <w:pStyle w:val="Prrafodelista"/>
+        <w:numPr>
+          <w:ilvl w:val="0"/>
+          <w:numId w:val="10"/>
+        </w:numPr>
+        <w:rPr>
+          <w:rFonts w:ascii="Times New Roman" w:hAnsi="Times New Roman" w:cs="Times New Roman"/>
+        </w:rPr>
+      </w:pPr>
+      <w:r>
+        <w:rPr>
+          <w:rFonts w:ascii="Times New Roman" w:hAnsi="Times New Roman" w:cs="Times New Roman"/>
+        </w:rPr>
+        <w:t>El sistema debe mostrar los reportes más recientes a los clientes.</w:t>
+      </w:r>
+    </w:p>
+    <w:p>
+      <w:pPr>
+        <w:pStyle w:val="Prrafodelista"/>
+        <w:numPr>
+          <w:ilvl w:val="0"/>
+          <w:numId w:val="10"/>
+        </w:numPr>
+        <w:rPr>
+          <w:rFonts w:ascii="Times New Roman" w:hAnsi="Times New Roman" w:cs="Times New Roman"/>
+        </w:rPr>
+      </w:pPr>
+      <w:r>
+        <w:rPr>
+          <w:rFonts w:ascii="Times New Roman" w:hAnsi="Times New Roman" w:cs="Times New Roman"/>
+        </w:rPr>
+        <w:t>El sistema debe permitir filtrar publicaciones por ubicación, fecha de publicación, especie y estado de la búsqueda.</w:t>
+      </w:r>
+    </w:p>
+    <w:p>
+      <w:pPr>
         <w:rPr>
           <w:rFonts w:ascii="Times New Roman" w:hAnsi="Times New Roman" w:cs="Times New Roman"/>
           <w:b/>
           <w:bCs/>
         </w:rPr>
-        <w:t>Administración</w:t>
-      </w:r>
-    </w:p>
-    <w:p>
-      <w:pPr>
-        <w:pStyle w:val="Prrafodelista"/>
-        <w:numPr>
-          <w:ilvl w:val="0"/>
-          <w:numId w:val="5"/>
-        </w:numPr>
-        <w:rPr>
-          <w:rFonts w:ascii="Times New Roman" w:hAnsi="Times New Roman" w:cs="Times New Roman"/>
-        </w:rPr>
-      </w:pPr>
-      <w:r>
-        <w:rPr>
-          <w:rFonts w:ascii="Times New Roman" w:hAnsi="Times New Roman" w:cs="Times New Roman"/>
-        </w:rPr>
-        <w:t xml:space="preserve">El administrador debe </w:t>
-      </w:r>
-      <w:r>
-        <w:rPr>
-          <w:rFonts w:ascii="Times New Roman" w:hAnsi="Times New Roman" w:cs="Times New Roman"/>
-        </w:rPr>
-        <w:t>visualizar las solicitudes de usuarios registrados y aceptar el registro</w:t>
-      </w:r>
-    </w:p>
-    <w:p>
-      <w:pPr>
-        <w:pStyle w:val="Prrafodelista"/>
-        <w:numPr>
-          <w:ilvl w:val="0"/>
-          <w:numId w:val="5"/>
-        </w:numPr>
-        <w:rPr>
-          <w:rFonts w:ascii="Times New Roman" w:hAnsi="Times New Roman" w:cs="Times New Roman"/>
-        </w:rPr>
-      </w:pPr>
-      <w:r>
-        <w:rPr>
-          <w:rFonts w:ascii="Times New Roman" w:hAnsi="Times New Roman" w:cs="Times New Roman"/>
-        </w:rPr>
-        <w:t>El administrador debe visualizar los usuarios registrados y reportar cualquier anomalía.</w:t>
-      </w:r>
-    </w:p>
-    <w:p>
-      <w:pPr>
-        <w:pStyle w:val="Prrafodelista"/>
-        <w:numPr>
-          <w:ilvl w:val="0"/>
-          <w:numId w:val="5"/>
-        </w:numPr>
-        <w:rPr>
-          <w:rFonts w:ascii="Times New Roman" w:hAnsi="Times New Roman" w:cs="Times New Roman"/>
-        </w:rPr>
-      </w:pPr>
-      <w:r>
-        <w:rPr>
-          <w:rFonts w:ascii="Times New Roman" w:hAnsi="Times New Roman" w:cs="Times New Roman"/>
-        </w:rPr>
-        <w:t>El administrador debe de verificar los reportes de hallazgos y sancionar</w:t>
-      </w:r>
-      <w:r>
-        <w:rPr>
-          <w:rFonts w:ascii="Times New Roman" w:hAnsi="Times New Roman" w:cs="Times New Roman"/>
-        </w:rPr>
-        <w:t xml:space="preserve"> los reportes falsos,</w:t>
-      </w:r>
-      <w:r>
-        <w:rPr>
-          <w:rFonts w:ascii="Times New Roman" w:hAnsi="Times New Roman" w:cs="Times New Roman"/>
-        </w:rPr>
-        <w:t xml:space="preserve"> </w:t>
-      </w:r>
-      <w:r>
-        <w:rPr>
-          <w:rFonts w:ascii="Times New Roman" w:hAnsi="Times New Roman" w:cs="Times New Roman"/>
-        </w:rPr>
-        <w:t>baneando al usuario por un tiempo limitado o para siempre</w:t>
-      </w:r>
-    </w:p>
-    <w:p>
-      <w:pPr>
+      </w:pPr>
+      <w:r>
         <w:rPr>
           <w:rFonts w:ascii="Times New Roman" w:hAnsi="Times New Roman" w:cs="Times New Roman"/>
           <w:b/>
           <w:bCs/>
         </w:rPr>
-      </w:pPr>
-      <w:r>
+        <w:t>Administración</w:t>
+      </w:r>
+    </w:p>
+    <w:p>
+      <w:pPr>
+        <w:pStyle w:val="Prrafodelista"/>
+        <w:numPr>
+          <w:ilvl w:val="0"/>
+          <w:numId w:val="9"/>
+        </w:numPr>
+        <w:rPr>
+          <w:rFonts w:ascii="Times New Roman" w:hAnsi="Times New Roman" w:cs="Times New Roman"/>
+        </w:rPr>
+      </w:pPr>
+      <w:r>
+        <w:rPr>
+          <w:rFonts w:ascii="Times New Roman" w:hAnsi="Times New Roman" w:cs="Times New Roman"/>
+        </w:rPr>
+        <w:t>El administrador debe visualizar los clientes registrados.</w:t>
+      </w:r>
+    </w:p>
+    <w:p>
+      <w:pPr>
+        <w:pStyle w:val="Prrafodelista"/>
+        <w:numPr>
+          <w:ilvl w:val="0"/>
+          <w:numId w:val="9"/>
+        </w:numPr>
+        <w:rPr>
+          <w:rFonts w:ascii="Times New Roman" w:hAnsi="Times New Roman" w:cs="Times New Roman"/>
+        </w:rPr>
+      </w:pPr>
+      <w:r>
+        <w:rPr>
+          <w:rFonts w:ascii="Times New Roman" w:hAnsi="Times New Roman" w:cs="Times New Roman"/>
+        </w:rPr>
+        <w:t>El administrador debe consultar la información registrada por los clientes.</w:t>
+      </w:r>
+    </w:p>
+    <w:p>
+      <w:pPr>
+        <w:pStyle w:val="Prrafodelista"/>
+        <w:numPr>
+          <w:ilvl w:val="0"/>
+          <w:numId w:val="9"/>
+        </w:numPr>
+        <w:rPr>
+          <w:rFonts w:ascii="Times New Roman" w:hAnsi="Times New Roman" w:cs="Times New Roman"/>
+        </w:rPr>
+      </w:pPr>
+      <w:r>
+        <w:rPr>
+          <w:rFonts w:ascii="Times New Roman" w:hAnsi="Times New Roman" w:cs="Times New Roman"/>
+        </w:rPr>
+        <w:t>El administrador debe supervisar las publicaciones activas.</w:t>
+      </w:r>
+    </w:p>
+    <w:p>
+      <w:pPr>
+        <w:pStyle w:val="Prrafodelista"/>
+        <w:numPr>
+          <w:ilvl w:val="0"/>
+          <w:numId w:val="9"/>
+        </w:numPr>
+        <w:rPr>
+          <w:rFonts w:ascii="Times New Roman" w:hAnsi="Times New Roman" w:cs="Times New Roman"/>
+        </w:rPr>
+      </w:pPr>
+      <w:r>
+        <w:rPr>
+          <w:rFonts w:ascii="Times New Roman" w:hAnsi="Times New Roman" w:cs="Times New Roman"/>
+        </w:rPr>
+        <w:t xml:space="preserve">El administrador debe </w:t>
+      </w:r>
+      <w:r>
+        <w:rPr>
+          <w:rFonts w:ascii="Times New Roman" w:hAnsi="Times New Roman" w:cs="Times New Roman"/>
+        </w:rPr>
+        <w:t>revisar</w:t>
+      </w:r>
+      <w:r>
+        <w:rPr>
+          <w:rFonts w:ascii="Times New Roman" w:hAnsi="Times New Roman" w:cs="Times New Roman"/>
+        </w:rPr>
+        <w:t xml:space="preserve"> los reportes de avistamientos y hallazgos.</w:t>
+      </w:r>
+    </w:p>
+    <w:p>
+      <w:pPr>
+        <w:pStyle w:val="Prrafodelista"/>
+        <w:numPr>
+          <w:ilvl w:val="0"/>
+          <w:numId w:val="9"/>
+        </w:numPr>
+        <w:rPr>
+          <w:rFonts w:ascii="Times New Roman" w:hAnsi="Times New Roman" w:cs="Times New Roman"/>
+        </w:rPr>
+      </w:pPr>
+      <w:r>
+        <w:rPr>
+          <w:rFonts w:ascii="Times New Roman" w:hAnsi="Times New Roman" w:cs="Times New Roman"/>
+        </w:rPr>
+        <w:t>El administrador debe eliminar publicaciones o reportes que incumplan las normas de la plataforma.</w:t>
+      </w:r>
+    </w:p>
+    <w:p>
+      <w:pPr>
+        <w:pStyle w:val="Prrafodelista"/>
+        <w:numPr>
+          <w:ilvl w:val="0"/>
+          <w:numId w:val="9"/>
+        </w:numPr>
+        <w:rPr>
+          <w:rFonts w:ascii="Times New Roman" w:hAnsi="Times New Roman" w:cs="Times New Roman"/>
+        </w:rPr>
+      </w:pPr>
+      <w:r>
+        <w:rPr>
+          <w:rFonts w:ascii="Times New Roman" w:hAnsi="Times New Roman" w:cs="Times New Roman"/>
+        </w:rPr>
+        <w:t>El administrador debe suspender temporalmente o bloquear permanentemente cuentas que realicen reportes falsos o hagan uso indebido del sistema.</w:t>
+      </w:r>
+    </w:p>
+    <w:p>
+      <w:pPr>
+        <w:pStyle w:val="Prrafodelista"/>
+        <w:numPr>
+          <w:ilvl w:val="0"/>
+          <w:numId w:val="9"/>
+        </w:numPr>
+        <w:rPr>
+          <w:rFonts w:ascii="Times New Roman" w:hAnsi="Times New Roman" w:cs="Times New Roman"/>
+        </w:rPr>
+      </w:pPr>
+      <w:r>
+        <w:rPr>
+          <w:rFonts w:ascii="Times New Roman" w:hAnsi="Times New Roman" w:cs="Times New Roman"/>
+        </w:rPr>
+        <w:t>El administrador debe consultar estadísticas relacionadas con mascotas perdidas, encontradas y recuperadas mediante la plataforma.</w:t>
+      </w:r>
+    </w:p>
+    <w:p>
+      <w:pPr>
         <w:rPr>
           <w:rFonts w:ascii="Times New Roman" w:hAnsi="Times New Roman" w:cs="Times New Roman"/>
           <w:b/>
           <w:bCs/>
         </w:rPr>
-        <w:t>Interfaz</w:t>
-      </w:r>
-    </w:p>
-    <w:p>
-      <w:pPr>
-        <w:pStyle w:val="Prrafodelista"/>
-        <w:numPr>
-          <w:ilvl w:val="0"/>
-          <w:numId w:val="6"/>
-        </w:numPr>
-        <w:rPr>
-          <w:rFonts w:ascii="Times New Roman" w:hAnsi="Times New Roman" w:cs="Times New Roman"/>
-        </w:rPr>
-      </w:pPr>
-      <w:r>
-        <w:rPr>
-          <w:rFonts w:ascii="Times New Roman" w:hAnsi="Times New Roman" w:cs="Times New Roman"/>
-        </w:rPr>
-        <w:t>El inicio con el botón comenzar para iniciar sesión o registrarse el nombre noticias recientes y como ayudar</w:t>
-      </w:r>
-    </w:p>
-    <w:p>
-      <w:pPr>
-        <w:pStyle w:val="Prrafodelista"/>
-        <w:numPr>
-          <w:ilvl w:val="0"/>
-          <w:numId w:val="6"/>
-        </w:numPr>
-        <w:rPr>
-          <w:rFonts w:ascii="Times New Roman" w:hAnsi="Times New Roman" w:cs="Times New Roman"/>
-        </w:rPr>
-      </w:pPr>
-      <w:r>
-        <w:rPr>
-          <w:rFonts w:ascii="Times New Roman" w:hAnsi="Times New Roman" w:cs="Times New Roman"/>
-        </w:rPr>
-        <w:t>El apartado de noticias donde se verán únicamente los reportes más recientes.</w:t>
-      </w:r>
-    </w:p>
-    <w:p>
-      <w:pPr>
-        <w:pStyle w:val="Prrafodelista"/>
-        <w:numPr>
-          <w:ilvl w:val="0"/>
-          <w:numId w:val="6"/>
-        </w:numPr>
-        <w:rPr>
-          <w:rFonts w:ascii="Times New Roman" w:hAnsi="Times New Roman" w:cs="Times New Roman"/>
-        </w:rPr>
-      </w:pPr>
-      <w:r>
-        <w:rPr>
-          <w:rFonts w:ascii="Times New Roman" w:hAnsi="Times New Roman" w:cs="Times New Roman"/>
-        </w:rPr>
-        <w:t>El apartado de nosotros debe mostrar la información del porqué, quien, donde</w:t>
-      </w:r>
-      <w:r>
-        <w:rPr>
-          <w:rFonts w:ascii="Times New Roman" w:hAnsi="Times New Roman" w:cs="Times New Roman"/>
-        </w:rPr>
-        <w:t xml:space="preserve">, </w:t>
-      </w:r>
-      <w:r>
-        <w:rPr>
-          <w:rFonts w:ascii="Times New Roman" w:hAnsi="Times New Roman" w:cs="Times New Roman"/>
-        </w:rPr>
-        <w:t>cuando</w:t>
-      </w:r>
-      <w:r>
-        <w:rPr>
-          <w:rFonts w:ascii="Times New Roman" w:hAnsi="Times New Roman" w:cs="Times New Roman"/>
-        </w:rPr>
-        <w:t>, se diseñó la web.</w:t>
-      </w:r>
-    </w:p>
-    <w:p>
-      <w:pPr>
-        <w:pStyle w:val="Prrafodelista"/>
-        <w:numPr>
-          <w:ilvl w:val="0"/>
-          <w:numId w:val="6"/>
-        </w:numPr>
-        <w:rPr>
-          <w:rFonts w:ascii="Times New Roman" w:hAnsi="Times New Roman" w:cs="Times New Roman"/>
-        </w:rPr>
-      </w:pPr>
-      <w:r>
-        <w:rPr>
-          <w:rFonts w:ascii="Times New Roman" w:hAnsi="Times New Roman" w:cs="Times New Roman"/>
-        </w:rPr>
-        <w:t xml:space="preserve">El apartado de datos debe mostrar tablas con la información obtenida hasta ese momento de perdida de animales, cuantos han sido encontrados, cuantos mediante nuestra plataforma web </w:t>
-      </w:r>
-    </w:p>
-    <w:p>
-      <w:pPr>
-        <w:rPr>
-          <w:rFonts w:ascii="Times New Roman" w:hAnsi="Times New Roman" w:cs="Times New Roman"/>
-        </w:rPr>
       </w:pPr>
       <w:r>
         <w:rPr>
@@ -743,135 +857,379 @@
           <w:b/>
           <w:bCs/>
         </w:rPr>
-        <w:t>No funcionales</w:t>
-      </w:r>
-    </w:p>
-    <w:p>
-      <w:pPr>
-        <w:rPr>
-          <w:rFonts w:ascii="Times New Roman" w:hAnsi="Times New Roman" w:cs="Times New Roman"/>
-        </w:rPr>
-      </w:pPr>
-      <w:r>
-        <w:rPr>
-          <w:rFonts w:ascii="Times New Roman" w:hAnsi="Times New Roman" w:cs="Times New Roman"/>
-        </w:rPr>
-        <w:t>01. El sistema debe estar disponible las 24 horas del día.</w:t>
-      </w:r>
-    </w:p>
-    <w:p>
-      <w:pPr>
-        <w:rPr>
-          <w:rFonts w:ascii="Times New Roman" w:hAnsi="Times New Roman" w:cs="Times New Roman"/>
-        </w:rPr>
-      </w:pPr>
-      <w:r>
-        <w:rPr>
-          <w:rFonts w:ascii="Times New Roman" w:hAnsi="Times New Roman" w:cs="Times New Roman"/>
-        </w:rPr>
-        <w:t>02. El tiempo de respuesta de las consultas no debe superar los 3 segundos.</w:t>
-      </w:r>
-    </w:p>
-    <w:p>
-      <w:pPr>
-        <w:rPr>
-          <w:rFonts w:ascii="Times New Roman" w:hAnsi="Times New Roman" w:cs="Times New Roman"/>
-        </w:rPr>
-      </w:pPr>
-      <w:r>
-        <w:rPr>
-          <w:rFonts w:ascii="Times New Roman" w:hAnsi="Times New Roman" w:cs="Times New Roman"/>
-        </w:rPr>
-        <w:t>03. La plataforma debe ser compatible con dispositivos móviles y computadores.</w:t>
-      </w:r>
-    </w:p>
-    <w:p>
-      <w:pPr>
-        <w:rPr>
-          <w:rFonts w:ascii="Times New Roman" w:hAnsi="Times New Roman" w:cs="Times New Roman"/>
-        </w:rPr>
-      </w:pPr>
-      <w:r>
-        <w:rPr>
-          <w:rFonts w:ascii="Times New Roman" w:hAnsi="Times New Roman" w:cs="Times New Roman"/>
-        </w:rPr>
-        <w:t>04. Las contraseñas de los usuarios deben almacenarse de forma segura y cifrada.</w:t>
-      </w:r>
-    </w:p>
-    <w:p>
-      <w:pPr>
-        <w:rPr>
-          <w:rFonts w:ascii="Times New Roman" w:hAnsi="Times New Roman" w:cs="Times New Roman"/>
-        </w:rPr>
-      </w:pPr>
-      <w:r>
-        <w:rPr>
-          <w:rFonts w:ascii="Times New Roman" w:hAnsi="Times New Roman" w:cs="Times New Roman"/>
-        </w:rPr>
-        <w:t>05. El sistema debe proteger la información personal de los usuarios.</w:t>
-      </w:r>
-    </w:p>
-    <w:p>
-      <w:pPr>
-        <w:rPr>
-          <w:rFonts w:ascii="Times New Roman" w:hAnsi="Times New Roman" w:cs="Times New Roman"/>
-        </w:rPr>
-      </w:pPr>
-      <w:r>
-        <w:rPr>
-          <w:rFonts w:ascii="Times New Roman" w:hAnsi="Times New Roman" w:cs="Times New Roman"/>
-        </w:rPr>
-        <w:t>06. La interfaz debe ser intuitiva y fácil de utilizar.</w:t>
-      </w:r>
-    </w:p>
-    <w:p>
-      <w:pPr>
-        <w:rPr>
-          <w:rFonts w:ascii="Times New Roman" w:hAnsi="Times New Roman" w:cs="Times New Roman"/>
-        </w:rPr>
-      </w:pPr>
-      <w:r>
-        <w:rPr>
-          <w:rFonts w:ascii="Times New Roman" w:hAnsi="Times New Roman" w:cs="Times New Roman"/>
-        </w:rPr>
-        <w:t>0</w:t>
-      </w:r>
-      <w:r>
-        <w:rPr>
-          <w:rFonts w:ascii="Times New Roman" w:hAnsi="Times New Roman" w:cs="Times New Roman"/>
-        </w:rPr>
-        <w:t>7</w:t>
-      </w:r>
-      <w:r>
-        <w:rPr>
-          <w:rFonts w:ascii="Times New Roman" w:hAnsi="Times New Roman" w:cs="Times New Roman"/>
-        </w:rPr>
-        <w:t>. El sistema debe realizar copias de seguridad periódicas de la información.</w:t>
-      </w:r>
-    </w:p>
-    <w:p>
-      <w:pPr>
-        <w:rPr>
-          <w:rFonts w:ascii="Times New Roman" w:hAnsi="Times New Roman" w:cs="Times New Roman"/>
-        </w:rPr>
-      </w:pPr>
-      <w:r>
-        <w:rPr>
-          <w:rFonts w:ascii="Times New Roman" w:hAnsi="Times New Roman" w:cs="Times New Roman"/>
-        </w:rPr>
-        <w:t>0</w:t>
-      </w:r>
-      <w:r>
-        <w:rPr>
-          <w:rFonts w:ascii="Times New Roman" w:hAnsi="Times New Roman" w:cs="Times New Roman"/>
-        </w:rPr>
-        <w:t>8</w:t>
-      </w:r>
-      <w:r>
-        <w:rPr>
-          <w:rFonts w:ascii="Times New Roman" w:hAnsi="Times New Roman" w:cs="Times New Roman"/>
-        </w:rPr>
-        <w:t>. El sistema debe funcionar correctamente en los principales navegadores web.</w:t>
+        <w:t>Interfaz</w:t>
+      </w:r>
+    </w:p>
+    <w:p>
+      <w:pPr>
+        <w:pStyle w:val="Prrafodelista"/>
+        <w:numPr>
+          <w:ilvl w:val="0"/>
+          <w:numId w:val="8"/>
+        </w:numPr>
+        <w:rPr>
+          <w:rFonts w:ascii="Times New Roman" w:hAnsi="Times New Roman" w:cs="Times New Roman"/>
+        </w:rPr>
+      </w:pPr>
+      <w:r>
+        <w:rPr>
+          <w:rFonts w:ascii="Times New Roman" w:hAnsi="Times New Roman" w:cs="Times New Roman"/>
+        </w:rPr>
+        <w:t>La página principal debe mostrar las opciones Inicio, Noticias Recientes, Cómo Ayudar, Nosotros e Información Estadística.</w:t>
+      </w:r>
+    </w:p>
+    <w:p>
+      <w:pPr>
+        <w:pStyle w:val="Prrafodelista"/>
+        <w:numPr>
+          <w:ilvl w:val="0"/>
+          <w:numId w:val="8"/>
+        </w:numPr>
+        <w:rPr>
+          <w:rFonts w:ascii="Times New Roman" w:hAnsi="Times New Roman" w:cs="Times New Roman"/>
+        </w:rPr>
+      </w:pPr>
+      <w:r>
+        <w:rPr>
+          <w:rFonts w:ascii="Times New Roman" w:hAnsi="Times New Roman" w:cs="Times New Roman"/>
+        </w:rPr>
+        <w:t>El apartado Noticias Recientes debe mostrar las publicaciones más recientes registradas en la plataforma.</w:t>
+      </w:r>
+    </w:p>
+    <w:p>
+      <w:pPr>
+        <w:pStyle w:val="Prrafodelista"/>
+        <w:numPr>
+          <w:ilvl w:val="0"/>
+          <w:numId w:val="8"/>
+        </w:numPr>
+        <w:rPr>
+          <w:rFonts w:ascii="Times New Roman" w:hAnsi="Times New Roman" w:cs="Times New Roman"/>
+        </w:rPr>
+      </w:pPr>
+      <w:r>
+        <w:rPr>
+          <w:rFonts w:ascii="Times New Roman" w:hAnsi="Times New Roman" w:cs="Times New Roman"/>
+        </w:rPr>
+        <w:lastRenderedPageBreak/>
+        <w:t>El apartado Cómo Ayudar debe mostrar recomendaciones para reportar mascotas perdidas o encontradas.</w:t>
+      </w:r>
+    </w:p>
+    <w:p>
+      <w:pPr>
+        <w:pStyle w:val="Prrafodelista"/>
+        <w:numPr>
+          <w:ilvl w:val="0"/>
+          <w:numId w:val="8"/>
+        </w:numPr>
+        <w:rPr>
+          <w:rFonts w:ascii="Times New Roman" w:hAnsi="Times New Roman" w:cs="Times New Roman"/>
+        </w:rPr>
+      </w:pPr>
+      <w:r>
+        <w:rPr>
+          <w:rFonts w:ascii="Times New Roman" w:hAnsi="Times New Roman" w:cs="Times New Roman"/>
+        </w:rPr>
+        <w:t>El apartado Nosotros</w:t>
+      </w:r>
+      <w:r>
+        <w:rPr>
+          <w:rFonts w:ascii="Times New Roman" w:hAnsi="Times New Roman" w:cs="Times New Roman"/>
+        </w:rPr>
+        <w:t>,</w:t>
+      </w:r>
+      <w:r>
+        <w:rPr>
+          <w:rFonts w:ascii="Times New Roman" w:hAnsi="Times New Roman" w:cs="Times New Roman"/>
+        </w:rPr>
+        <w:t xml:space="preserve"> debe mostrar información sobre el propósito del proyecto, sus creadores y el desarrollo de la plataforma.</w:t>
+      </w:r>
+    </w:p>
+    <w:p>
+      <w:pPr>
+        <w:pStyle w:val="Prrafodelista"/>
+        <w:numPr>
+          <w:ilvl w:val="0"/>
+          <w:numId w:val="8"/>
+        </w:numPr>
+        <w:rPr>
+          <w:rFonts w:ascii="Times New Roman" w:hAnsi="Times New Roman" w:cs="Times New Roman"/>
+        </w:rPr>
+      </w:pPr>
+      <w:r>
+        <w:rPr>
+          <w:rFonts w:ascii="Times New Roman" w:hAnsi="Times New Roman" w:cs="Times New Roman"/>
+        </w:rPr>
+        <w:t>El apartado Información Estadística debe mostrar información sobre la cantidad de mascotas perdidas, encontradas y recuperadas mediante la plataforma.</w:t>
+      </w:r>
+    </w:p>
+    <w:p>
+      <w:pPr>
+        <w:pStyle w:val="Prrafodelista"/>
+        <w:numPr>
+          <w:ilvl w:val="0"/>
+          <w:numId w:val="8"/>
+        </w:numPr>
+        <w:rPr>
+          <w:rFonts w:ascii="Times New Roman" w:hAnsi="Times New Roman" w:cs="Times New Roman"/>
+        </w:rPr>
+      </w:pPr>
+      <w:r>
+        <w:rPr>
+          <w:rFonts w:ascii="Times New Roman" w:hAnsi="Times New Roman" w:cs="Times New Roman"/>
+        </w:rPr>
+        <w:t>El sistema debe permitir realizar búsquedas mediante filtros específicos.</w:t>
+      </w:r>
+    </w:p>
+    <w:p>
+      <w:pPr>
+        <w:pStyle w:val="Prrafodelista"/>
+        <w:numPr>
+          <w:ilvl w:val="0"/>
+          <w:numId w:val="8"/>
+        </w:numPr>
+        <w:rPr>
+          <w:rFonts w:ascii="Times New Roman" w:hAnsi="Times New Roman" w:cs="Times New Roman"/>
+        </w:rPr>
+      </w:pPr>
+      <w:r>
+        <w:rPr>
+          <w:rFonts w:ascii="Times New Roman" w:hAnsi="Times New Roman" w:cs="Times New Roman"/>
+        </w:rPr>
+        <w:t>El sistema debe permitir cerrar sesión de forma segura.</w:t>
+      </w:r>
+    </w:p>
+    <w:p>
+      <w:pPr>
+        <w:rPr>
+          <w:rFonts w:ascii="Times New Roman" w:hAnsi="Times New Roman" w:cs="Times New Roman"/>
+          <w:b/>
+          <w:bCs/>
+        </w:rPr>
+      </w:pPr>
+      <w:r>
+        <w:rPr>
+          <w:rFonts w:ascii="Times New Roman" w:hAnsi="Times New Roman" w:cs="Times New Roman"/>
+          <w:b/>
+          <w:bCs/>
+        </w:rPr>
+        <w:t>REQUERIMIENTOS NO FUNCIONALES</w:t>
+      </w:r>
+    </w:p>
+    <w:p>
+      <w:pPr>
+        <w:pStyle w:val="Prrafodelista"/>
+        <w:numPr>
+          <w:ilvl w:val="0"/>
+          <w:numId w:val="7"/>
+        </w:numPr>
+        <w:rPr>
+          <w:rFonts w:ascii="Times New Roman" w:hAnsi="Times New Roman" w:cs="Times New Roman"/>
+        </w:rPr>
+      </w:pPr>
+      <w:r>
+        <w:rPr>
+          <w:rFonts w:ascii="Times New Roman" w:hAnsi="Times New Roman" w:cs="Times New Roman"/>
+        </w:rPr>
+        <w:t>El sistema debe estar disponible las 24 horas del día.</w:t>
+      </w:r>
+    </w:p>
+    <w:p>
+      <w:pPr>
+        <w:pStyle w:val="Prrafodelista"/>
+        <w:numPr>
+          <w:ilvl w:val="0"/>
+          <w:numId w:val="7"/>
+        </w:numPr>
+        <w:rPr>
+          <w:rFonts w:ascii="Times New Roman" w:hAnsi="Times New Roman" w:cs="Times New Roman"/>
+        </w:rPr>
+      </w:pPr>
+      <w:r>
+        <w:rPr>
+          <w:rFonts w:ascii="Times New Roman" w:hAnsi="Times New Roman" w:cs="Times New Roman"/>
+        </w:rPr>
+        <w:t>El tiempo de respuesta de las consultas no debe superar los 3 segundos en condiciones normales de uso.</w:t>
+      </w:r>
+    </w:p>
+    <w:p>
+      <w:pPr>
+        <w:pStyle w:val="Prrafodelista"/>
+        <w:numPr>
+          <w:ilvl w:val="0"/>
+          <w:numId w:val="7"/>
+        </w:numPr>
+        <w:rPr>
+          <w:rFonts w:ascii="Times New Roman" w:hAnsi="Times New Roman" w:cs="Times New Roman"/>
+        </w:rPr>
+      </w:pPr>
+      <w:r>
+        <w:rPr>
+          <w:rFonts w:ascii="Times New Roman" w:hAnsi="Times New Roman" w:cs="Times New Roman"/>
+        </w:rPr>
+        <w:t>La plataforma debe ser compatible con dispositivos móviles, tabletas y computadores.</w:t>
+      </w:r>
+    </w:p>
+    <w:p>
+      <w:pPr>
+        <w:pStyle w:val="Prrafodelista"/>
+        <w:numPr>
+          <w:ilvl w:val="0"/>
+          <w:numId w:val="7"/>
+        </w:numPr>
+        <w:rPr>
+          <w:rFonts w:ascii="Times New Roman" w:hAnsi="Times New Roman" w:cs="Times New Roman"/>
+        </w:rPr>
+      </w:pPr>
+      <w:r>
+        <w:rPr>
+          <w:rFonts w:ascii="Times New Roman" w:hAnsi="Times New Roman" w:cs="Times New Roman"/>
+        </w:rPr>
+        <w:t>Las contraseñas de los clientes deben almacenarse de forma segura mediante mecanismos de cifrado.</w:t>
+      </w:r>
+    </w:p>
+    <w:p>
+      <w:pPr>
+        <w:pStyle w:val="Prrafodelista"/>
+        <w:numPr>
+          <w:ilvl w:val="0"/>
+          <w:numId w:val="7"/>
+        </w:numPr>
+        <w:rPr>
+          <w:rFonts w:ascii="Times New Roman" w:hAnsi="Times New Roman" w:cs="Times New Roman"/>
+        </w:rPr>
+      </w:pPr>
+      <w:r>
+        <w:rPr>
+          <w:rFonts w:ascii="Times New Roman" w:hAnsi="Times New Roman" w:cs="Times New Roman"/>
+        </w:rPr>
+        <w:t>El sistema debe proteger la información personal registrada por los clientes.</w:t>
+      </w:r>
+    </w:p>
+    <w:p>
+      <w:pPr>
+        <w:pStyle w:val="Prrafodelista"/>
+        <w:numPr>
+          <w:ilvl w:val="0"/>
+          <w:numId w:val="7"/>
+        </w:numPr>
+        <w:rPr>
+          <w:rFonts w:ascii="Times New Roman" w:hAnsi="Times New Roman" w:cs="Times New Roman"/>
+        </w:rPr>
+      </w:pPr>
+      <w:r>
+        <w:rPr>
+          <w:rFonts w:ascii="Times New Roman" w:hAnsi="Times New Roman" w:cs="Times New Roman"/>
+        </w:rPr>
+        <w:t>La interfaz debe ser intuitiva, clara y fácil de utilizar.</w:t>
+      </w:r>
+    </w:p>
+    <w:p>
+      <w:pPr>
+        <w:pStyle w:val="Prrafodelista"/>
+        <w:numPr>
+          <w:ilvl w:val="0"/>
+          <w:numId w:val="7"/>
+        </w:numPr>
+        <w:rPr>
+          <w:rFonts w:ascii="Times New Roman" w:hAnsi="Times New Roman" w:cs="Times New Roman"/>
+        </w:rPr>
+      </w:pPr>
+      <w:r>
+        <w:rPr>
+          <w:rFonts w:ascii="Times New Roman" w:hAnsi="Times New Roman" w:cs="Times New Roman"/>
+        </w:rPr>
+        <w:t>El sistema debe realizar copias de seguridad periódicas de la información almacenada.</w:t>
+      </w:r>
+    </w:p>
+    <w:p>
+      <w:pPr>
+        <w:pStyle w:val="Prrafodelista"/>
+        <w:numPr>
+          <w:ilvl w:val="0"/>
+          <w:numId w:val="7"/>
+        </w:numPr>
+        <w:rPr>
+          <w:rFonts w:ascii="Times New Roman" w:hAnsi="Times New Roman" w:cs="Times New Roman"/>
+        </w:rPr>
+      </w:pPr>
+      <w:r>
+        <w:rPr>
+          <w:rFonts w:ascii="Times New Roman" w:hAnsi="Times New Roman" w:cs="Times New Roman"/>
+        </w:rPr>
+        <w:t>La plataforma debe funcionar correctamente en los principales navegadores web.</w:t>
+      </w:r>
+    </w:p>
+    <w:p>
+      <w:pPr>
+        <w:pStyle w:val="Prrafodelista"/>
+        <w:numPr>
+          <w:ilvl w:val="0"/>
+          <w:numId w:val="7"/>
+        </w:numPr>
+        <w:rPr>
+          <w:rFonts w:ascii="Times New Roman" w:hAnsi="Times New Roman" w:cs="Times New Roman"/>
+        </w:rPr>
+      </w:pPr>
+      <w:r>
+        <w:rPr>
+          <w:rFonts w:ascii="Times New Roman" w:hAnsi="Times New Roman" w:cs="Times New Roman"/>
+        </w:rPr>
+        <w:t>El sistema debe garantizar la integridad y disponibilidad de la información.</w:t>
+      </w:r>
+    </w:p>
+    <w:p>
+      <w:pPr>
+        <w:pStyle w:val="Prrafodelista"/>
+        <w:numPr>
+          <w:ilvl w:val="0"/>
+          <w:numId w:val="7"/>
+        </w:numPr>
+        <w:rPr>
+          <w:rFonts w:ascii="Times New Roman" w:hAnsi="Times New Roman" w:cs="Times New Roman"/>
+        </w:rPr>
+      </w:pPr>
+      <w:r>
+        <w:rPr>
+          <w:rFonts w:ascii="Times New Roman" w:hAnsi="Times New Roman" w:cs="Times New Roman"/>
+        </w:rPr>
+        <w:t>El sistema debe permitir el crecimiento de la cantidad de clientes y publicaciones sin afectar su funcionamiento.</w:t>
+      </w:r>
+    </w:p>
+    <w:p>
+      <w:pPr>
+        <w:pStyle w:val="Prrafodelista"/>
+        <w:numPr>
+          <w:ilvl w:val="0"/>
+          <w:numId w:val="7"/>
+        </w:numPr>
+        <w:rPr>
+          <w:rFonts w:ascii="Times New Roman" w:hAnsi="Times New Roman" w:cs="Times New Roman"/>
+        </w:rPr>
+      </w:pPr>
+      <w:r>
+        <w:rPr>
+          <w:rFonts w:ascii="Times New Roman" w:hAnsi="Times New Roman" w:cs="Times New Roman"/>
+        </w:rPr>
+        <w:t>El sistema debe mantener un diseño uniforme en todas las páginas de la plataforma.</w:t>
+      </w:r>
+    </w:p>
+    <w:p>
+      <w:pPr>
+        <w:pStyle w:val="Prrafodelista"/>
+        <w:numPr>
+          <w:ilvl w:val="0"/>
+          <w:numId w:val="7"/>
+        </w:numPr>
+        <w:rPr>
+          <w:rFonts w:ascii="Times New Roman" w:hAnsi="Times New Roman" w:cs="Times New Roman"/>
+        </w:rPr>
+      </w:pPr>
+      <w:r>
+        <w:rPr>
+          <w:rFonts w:ascii="Times New Roman" w:hAnsi="Times New Roman" w:cs="Times New Roman"/>
+        </w:rPr>
+        <w:t>El sistema debe permitir la navegación entre sus diferentes secciones de manera sencilla y rápida.</w:t>
       </w:r>
     </w:p>
     <w:sectPr>
@@ -884,6 +1242,56 @@
 </w:document>
 </file>
 
+<file path=word/endnotes.xml><?xml version="1.0" encoding="utf-8"?>
+<w:endnotes xmlns:wpc="http://schemas.microsoft.com/office/word/2010/wordprocessingCanvas" xmlns:cx="http://schemas.microsoft.com/office/drawing/2014/chartex" xmlns:cx1="http://schemas.microsoft.com/office/drawing/2015/9/8/chartex" xmlns:cx2="http://schemas.microsoft.com/office/drawing/2015/10/21/chartex" xmlns:cx3="http://schemas.microsoft.com/office/drawing/2016/5/9/chartex" xmlns:cx4="http://schemas.microsoft.com/office/drawing/2016/5/10/chartex" xmlns:cx5="http://schemas.microsoft.com/office/drawing/2016/5/11/chartex" xmlns:cx6="http://schemas.microsoft.com/office/drawing/2016/5/12/chartex" xmlns:cx7="http://schemas.microsoft.com/office/drawing/2016/5/13/chartex" xmlns:cx8="http://schemas.microsoft.com/office/drawing/2016/5/14/chartex" xmlns:mc="http://schemas.openxmlformats.org/markup-compatibility/2006" xmlns:aink="http://schemas.microsoft.com/office/drawing/2016/ink" xmlns:am3d="http://schemas.microsoft.com/office/drawing/2017/model3d" xmlns:o="urn:schemas-microsoft-com:office:office" xmlns:oel="http://schemas.microsoft.com/office/2019/extlst" xmlns:r="http://schemas.openxmlformats.org/officeDocument/2006/relationships" xmlns:m="http://schemas.openxmlformats.org/officeDocument/2006/math" xmlns:v="urn:schemas-microsoft-com:vml" xmlns:wp14="http://schemas.microsoft.com/office/word/2010/wordprocessingDrawing" xmlns:wp="http://schemas.openxmlformats.org/drawingml/2006/wordprocessingDrawing" xmlns:w10="urn:schemas-microsoft-com:office:word" xmlns:w="http://schemas.openxmlformats.org/wordprocessingml/2006/main" xmlns:w14="http://schemas.microsoft.com/office/word/2010/wordml" xmlns:w15="http://schemas.microsoft.com/office/word/2012/wordml" xmlns:w16cex="http://schemas.microsoft.com/office/word/2018/wordml/cex" xmlns:w16cid="http://schemas.microsoft.com/office/word/2016/wordml/cid" xmlns:w16="http://schemas.microsoft.com/office/word/2018/wordml" xmlns:w16du="http://schemas.microsoft.com/office/word/2023/wordml/word16du" xmlns:w16sdtdh="http://schemas.microsoft.com/office/word/2020/wordml/sdtdatahash" xmlns:w16sdtfl="http://schemas.microsoft.com/office/word/2024/wordml/sdtformatlock" xmlns:w16se="http://schemas.microsoft.com/office/word/2015/wordml/symex" xmlns:wpg="http://schemas.microsoft.com/office/word/2010/wordprocessingGroup" xmlns:wpi="http://schemas.microsoft.com/office/word/2010/wordprocessingInk" xmlns:wne="http://schemas.microsoft.com/office/word/2006/wordml" xmlns:wps="http://schemas.microsoft.com/office/word/2010/wordprocessingShape" mc:Ignorable="w14 w15 w16se w16cid w16 w16cex w16sdtdh w16sdtfl w16du wp14">
+  <w:endnote w:type="separator" w:id="-1">
+    <w:p>
+      <w:pPr>
+        <w:spacing w:after="0" w:line="240" w:lineRule="auto"/>
+      </w:pPr>
+      <w:r>
+        <w:separator/>
+      </w:r>
+    </w:p>
+  </w:endnote>
+  <w:endnote w:type="continuationSeparator" w:id="0">
+    <w:p>
+      <w:pPr>
+        <w:spacing w:after="0" w:line="240" w:lineRule="auto"/>
+      </w:pPr>
+      <w:r>
+        <w:continuationSeparator/>
+      </w:r>
+    </w:p>
+  </w:endnote>
+</w:endnotes>
+</file>
+
+<file path=word/footnotes.xml><?xml version="1.0" encoding="utf-8"?>
+<w:footnotes xmlns:wpc="http://schemas.microsoft.com/office/word/2010/wordprocessingCanvas" xmlns:cx="http://schemas.microsoft.com/office/drawing/2014/chartex" xmlns:cx1="http://schemas.microsoft.com/office/drawing/2015/9/8/chartex" xmlns:cx2="http://schemas.microsoft.com/office/drawing/2015/10/21/chartex" xmlns:cx3="http://schemas.microsoft.com/office/drawing/2016/5/9/chartex" xmlns:cx4="http://schemas.microsoft.com/office/drawing/2016/5/10/chartex" xmlns:cx5="http://schemas.microsoft.com/office/drawing/2016/5/11/chartex" xmlns:cx6="http://schemas.microsoft.com/office/drawing/2016/5/12/chartex" xmlns:cx7="http://schemas.microsoft.com/office/drawing/2016/5/13/chartex" xmlns:cx8="http://schemas.microsoft.com/office/drawing/2016/5/14/chartex" xmlns:mc="http://schemas.openxmlformats.org/markup-compatibility/2006" xmlns:aink="http://schemas.microsoft.com/office/drawing/2016/ink" xmlns:am3d="http://schemas.microsoft.com/office/drawing/2017/model3d" xmlns:o="urn:schemas-microsoft-com:office:office" xmlns:oel="http://schemas.microsoft.com/office/2019/extlst" xmlns:r="http://schemas.openxmlformats.org/officeDocument/2006/relationships" xmlns:m="http://schemas.openxmlformats.org/officeDocument/2006/math" xmlns:v="urn:schemas-microsoft-com:vml" xmlns:wp14="http://schemas.microsoft.com/office/word/2010/wordprocessingDrawing" xmlns:wp="http://schemas.openxmlformats.org/drawingml/2006/wordprocessingDrawing" xmlns:w10="urn:schemas-microsoft-com:office:word" xmlns:w="http://schemas.openxmlformats.org/wordprocessingml/2006/main" xmlns:w14="http://schemas.microsoft.com/office/word/2010/wordml" xmlns:w15="http://schemas.microsoft.com/office/word/2012/wordml" xmlns:w16cex="http://schemas.microsoft.com/office/word/2018/wordml/cex" xmlns:w16cid="http://schemas.microsoft.com/office/word/2016/wordml/cid" xmlns:w16="http://schemas.microsoft.com/office/word/2018/wordml" xmlns:w16du="http://schemas.microsoft.com/office/word/2023/wordml/word16du" xmlns:w16sdtdh="http://schemas.microsoft.com/office/word/2020/wordml/sdtdatahash" xmlns:w16sdtfl="http://schemas.microsoft.com/office/word/2024/wordml/sdtformatlock" xmlns:w16se="http://schemas.microsoft.com/office/word/2015/wordml/symex" xmlns:wpg="http://schemas.microsoft.com/office/word/2010/wordprocessingGroup" xmlns:wpi="http://schemas.microsoft.com/office/word/2010/wordprocessingInk" xmlns:wne="http://schemas.microsoft.com/office/word/2006/wordml" xmlns:wps="http://schemas.microsoft.com/office/word/2010/wordprocessingShape" mc:Ignorable="w14 w15 w16se w16cid w16 w16cex w16sdtdh w16sdtfl w16du wp14">
+  <w:footnote w:type="separator" w:id="-1">
+    <w:p>
+      <w:pPr>
+        <w:spacing w:after="0" w:line="240" w:lineRule="auto"/>
+      </w:pPr>
+      <w:r>
+        <w:separator/>
+      </w:r>
+    </w:p>
+  </w:footnote>
+  <w:footnote w:type="continuationSeparator" w:id="0">
+    <w:p>
+      <w:pPr>
+        <w:spacing w:after="0" w:line="240" w:lineRule="auto"/>
+      </w:pPr>
+      <w:r>
+        <w:continuationSeparator/>
+      </w:r>
+    </w:p>
+  </w:footnote>
+</w:footnotes>
+</file>
+
 <file path=word/numbering.xml><?xml version="1.0" encoding="utf-8"?>
 <w:numbering xmlns:wpc="http://schemas.microsoft.com/office/word/2010/wordprocessingCanvas" xmlns:cx="http://schemas.microsoft.com/office/drawing/2014/chartex" xmlns:cx1="http://schemas.microsoft.com/office/drawing/2015/9/8/chartex" xmlns:cx2="http://schemas.microsoft.com/office/drawing/2015/10/21/chartex" xmlns:cx3="http://schemas.microsoft.com/office/drawing/2016/5/9/chartex" xmlns:cx4="http://schemas.microsoft.com/office/drawing/2016/5/10/chartex" xmlns:cx5="http://schemas.microsoft.com/office/drawing/2016/5/11/chartex" xmlns:cx6="http://schemas.microsoft.com/office/drawing/2016/5/12/chartex" xmlns:cx7="http://schemas.microsoft.com/office/drawing/2016/5/13/chartex" xmlns:cx8="http://schemas.microsoft.com/office/drawing/2016/5/14/chartex" xmlns:mc="http://schemas.openxmlformats.org/markup-compatibility/2006" xmlns:aink="http://schemas.microsoft.com/office/drawing/2016/ink" xmlns:am3d="http://schemas.microsoft.com/office/drawing/2017/model3d" xmlns:o="urn:schemas-microsoft-com:office:office" xmlns:oel="http://schemas.microsoft.com/office/2019/extlst" xmlns:r="http://schemas.openxmlformats.org/officeDocument/2006/relationships" xmlns:m="http://schemas.openxmlformats.org/officeDocument/2006/math" xmlns:v="urn:schemas-microsoft-com:vml" xmlns:wp14="http://schemas.microsoft.com/office/word/2010/wordprocessingDrawing" xmlns:wp="http://schemas.openxmlformats.org/drawingml/2006/wordprocessingDrawing" xmlns:w10="urn:schemas-microsoft-com:office:word" xmlns:w="http://schemas.openxmlformats.org/wordprocessingml/2006/main" xmlns:w14="http://schemas.microsoft.com/office/word/2010/wordml" xmlns:w15="http://schemas.microsoft.com/office/word/2012/wordml" xmlns:w16cex="http://schemas.microsoft.com/office/word/2018/wordml/cex" xmlns:w16cid="http://schemas.microsoft.com/office/word/2016/wordml/cid" xmlns:w16="http://schemas.microsoft.com/office/word/2018/wordml" xmlns:w16du="http://schemas.microsoft.com/office/word/2023/wordml/word16du" xmlns:w16sdtdh="http://schemas.microsoft.com/office/word/2020/wordml/sdtdatahash" xmlns:w16sdtfl="http://schemas.microsoft.com/office/word/2024/wordml/sdtformatlock" xmlns:w16se="http://schemas.microsoft.com/office/word/2015/wordml/symex" xmlns:wpg="http://schemas.microsoft.com/office/word/2010/wordprocessingGroup" xmlns:wpi="http://schemas.microsoft.com/office/word/2010/wordprocessingInk" xmlns:wne="http://schemas.microsoft.com/office/word/2006/wordml" xmlns:wps="http://schemas.microsoft.com/office/word/2010/wordprocessingShape" mc:Ignorable="w14 w15 w16se w16cid w16 w16cex w16sdtdh w16sdtfl w16du wp14">
   <w:abstractNum w:abstractNumId="0" w15:restartNumberingAfterBreak="0">
@@ -1000,6 +1408,119 @@
     </w:lvl>
   </w:abstractNum>
   <w:abstractNum w:abstractNumId="1" w15:restartNumberingAfterBreak="0">
+    <w:nsid w:val="15A03F07"/>
+    <w:multiLevelType w:val="hybridMultilevel"/>
+    <w:tmpl w:val="84EE33FA"/>
+    <w:lvl w:ilvl="0" w:tplc="17F45DA6">
+      <w:start w:val="1"/>
+      <w:numFmt w:val="bullet"/>
+      <w:lvlText w:val=""/>
+      <w:lvlJc w:val="left"/>
+      <w:pPr>
+        <w:ind w:left="720" w:hanging="360"/>
+      </w:pPr>
+      <w:rPr>
+        <w:rFonts w:ascii="Wingdings" w:hAnsi="Wingdings" w:hint="default"/>
+      </w:rPr>
+    </w:lvl>
+    <w:lvl w:ilvl="1" w:tplc="240A0003" w:tentative="1">
+      <w:start w:val="1"/>
+      <w:numFmt w:val="bullet"/>
+      <w:lvlText w:val="o"/>
+      <w:lvlJc w:val="left"/>
+      <w:pPr>
+        <w:ind w:left="1440" w:hanging="360"/>
+      </w:pPr>
+      <w:rPr>
+        <w:rFonts w:ascii="Courier New" w:hAnsi="Courier New" w:cs="Courier New" w:hint="default"/>
+      </w:rPr>
+    </w:lvl>
+    <w:lvl w:ilvl="2" w:tplc="240A0005" w:tentative="1">
+      <w:start w:val="1"/>
+      <w:numFmt w:val="bullet"/>
+      <w:lvlText w:val=""/>
+      <w:lvlJc w:val="left"/>
+      <w:pPr>
+        <w:ind w:left="2160" w:hanging="360"/>
+      </w:pPr>
+      <w:rPr>
+        <w:rFonts w:ascii="Wingdings" w:hAnsi="Wingdings" w:hint="default"/>
+      </w:rPr>
+    </w:lvl>
+    <w:lvl w:ilvl="3" w:tplc="240A0001" w:tentative="1">
+      <w:start w:val="1"/>
+      <w:numFmt w:val="bullet"/>
+      <w:lvlText w:val=""/>
+      <w:lvlJc w:val="left"/>
+      <w:pPr>
+        <w:ind w:left="2880" w:hanging="360"/>
+      </w:pPr>
+      <w:rPr>
+        <w:rFonts w:ascii="Symbol" w:hAnsi="Symbol" w:hint="default"/>
+      </w:rPr>
+    </w:lvl>
+    <w:lvl w:ilvl="4" w:tplc="240A0003" w:tentative="1">
+      <w:start w:val="1"/>
+      <w:numFmt w:val="bullet"/>
+      <w:lvlText w:val="o"/>
+      <w:lvlJc w:val="left"/>
+      <w:pPr>
+        <w:ind w:left="3600" w:hanging="360"/>
+      </w:pPr>
+      <w:rPr>
+        <w:rFonts w:ascii="Courier New" w:hAnsi="Courier New" w:cs="Courier New" w:hint="default"/>
+      </w:rPr>
+    </w:lvl>
+    <w:lvl w:ilvl="5" w:tplc="240A0005" w:tentative="1">
+      <w:start w:val="1"/>
+      <w:numFmt w:val="bullet"/>
+      <w:lvlText w:val=""/>
+      <w:lvlJc w:val="left"/>
+      <w:pPr>
+        <w:ind w:left="4320" w:hanging="360"/>
+      </w:pPr>
+      <w:rPr>
+        <w:rFonts w:ascii="Wingdings" w:hAnsi="Wingdings" w:hint="default"/>
+      </w:rPr>
+    </w:lvl>
+    <w:lvl w:ilvl="6" w:tplc="240A0001" w:tentative="1">
+      <w:start w:val="1"/>
+      <w:numFmt w:val="bullet"/>
+      <w:lvlText w:val=""/>
+      <w:lvlJc w:val="left"/>
+      <w:pPr>
+        <w:ind w:left="5040" w:hanging="360"/>
+      </w:pPr>
+      <w:rPr>
+        <w:rFonts w:ascii="Symbol" w:hAnsi="Symbol" w:hint="default"/>
+      </w:rPr>
+    </w:lvl>
+    <w:lvl w:ilvl="7" w:tplc="240A0003" w:tentative="1">
+      <w:start w:val="1"/>
+      <w:numFmt w:val="bullet"/>
+      <w:lvlText w:val="o"/>
+      <w:lvlJc w:val="left"/>
+      <w:pPr>
+        <w:ind w:left="5760" w:hanging="360"/>
+      </w:pPr>
+      <w:rPr>
+        <w:rFonts w:ascii="Courier New" w:hAnsi="Courier New" w:cs="Courier New" w:hint="default"/>
+      </w:rPr>
+    </w:lvl>
+    <w:lvl w:ilvl="8" w:tplc="240A0005" w:tentative="1">
+      <w:start w:val="1"/>
+      <w:numFmt w:val="bullet"/>
+      <w:lvlText w:val=""/>
+      <w:lvlJc w:val="left"/>
+      <w:pPr>
+        <w:ind w:left="6480" w:hanging="360"/>
+      </w:pPr>
+      <w:rPr>
+        <w:rFonts w:ascii="Wingdings" w:hAnsi="Wingdings" w:hint="default"/>
+      </w:rPr>
+    </w:lvl>
+  </w:abstractNum>
+  <w:abstractNum w:abstractNumId="2" w15:restartNumberingAfterBreak="0">
     <w:nsid w:val="1A863039"/>
     <w:multiLevelType w:val="hybridMultilevel"/>
     <w:tmpl w:val="8D96338C"/>
@@ -1112,7 +1633,7 @@
       </w:rPr>
     </w:lvl>
   </w:abstractNum>
-  <w:abstractNum w:abstractNumId="2" w15:restartNumberingAfterBreak="0">
+  <w:abstractNum w:abstractNumId="3" w15:restartNumberingAfterBreak="0">
     <w:nsid w:val="22B94D60"/>
     <w:multiLevelType w:val="hybridMultilevel"/>
     <w:tmpl w:val="3ED4CA2E"/>
@@ -1225,7 +1746,346 @@
       </w:rPr>
     </w:lvl>
   </w:abstractNum>
-  <w:abstractNum w:abstractNumId="3" w15:restartNumberingAfterBreak="0">
+  <w:abstractNum w:abstractNumId="4" w15:restartNumberingAfterBreak="0">
+    <w:nsid w:val="2EB3376A"/>
+    <w:multiLevelType w:val="hybridMultilevel"/>
+    <w:tmpl w:val="5420A8EA"/>
+    <w:lvl w:ilvl="0" w:tplc="17F45DA6">
+      <w:start w:val="1"/>
+      <w:numFmt w:val="bullet"/>
+      <w:lvlText w:val=""/>
+      <w:lvlJc w:val="left"/>
+      <w:pPr>
+        <w:ind w:left="720" w:hanging="360"/>
+      </w:pPr>
+      <w:rPr>
+        <w:rFonts w:ascii="Wingdings" w:hAnsi="Wingdings" w:hint="default"/>
+      </w:rPr>
+    </w:lvl>
+    <w:lvl w:ilvl="1" w:tplc="240A0003" w:tentative="1">
+      <w:start w:val="1"/>
+      <w:numFmt w:val="bullet"/>
+      <w:lvlText w:val="o"/>
+      <w:lvlJc w:val="left"/>
+      <w:pPr>
+        <w:ind w:left="1440" w:hanging="360"/>
+      </w:pPr>
+      <w:rPr>
+        <w:rFonts w:ascii="Courier New" w:hAnsi="Courier New" w:cs="Courier New" w:hint="default"/>
+      </w:rPr>
+    </w:lvl>
+    <w:lvl w:ilvl="2" w:tplc="240A0005" w:tentative="1">
+      <w:start w:val="1"/>
+      <w:numFmt w:val="bullet"/>
+      <w:lvlText w:val=""/>
+      <w:lvlJc w:val="left"/>
+      <w:pPr>
+        <w:ind w:left="2160" w:hanging="360"/>
+      </w:pPr>
+      <w:rPr>
+        <w:rFonts w:ascii="Wingdings" w:hAnsi="Wingdings" w:hint="default"/>
+      </w:rPr>
+    </w:lvl>
+    <w:lvl w:ilvl="3" w:tplc="240A0001" w:tentative="1">
+      <w:start w:val="1"/>
+      <w:numFmt w:val="bullet"/>
+      <w:lvlText w:val=""/>
+      <w:lvlJc w:val="left"/>
+      <w:pPr>
+        <w:ind w:left="2880" w:hanging="360"/>
+      </w:pPr>
+      <w:rPr>
+        <w:rFonts w:ascii="Symbol" w:hAnsi="Symbol" w:hint="default"/>
+      </w:rPr>
+    </w:lvl>
+    <w:lvl w:ilvl="4" w:tplc="240A0003" w:tentative="1">
+      <w:start w:val="1"/>
+      <w:numFmt w:val="bullet"/>
+      <w:lvlText w:val="o"/>
+      <w:lvlJc w:val="left"/>
+      <w:pPr>
+        <w:ind w:left="3600" w:hanging="360"/>
+      </w:pPr>
+      <w:rPr>
+        <w:rFonts w:ascii="Courier New" w:hAnsi="Courier New" w:cs="Courier New" w:hint="default"/>
+      </w:rPr>
+    </w:lvl>
+    <w:lvl w:ilvl="5" w:tplc="240A0005" w:tentative="1">
+      <w:start w:val="1"/>
+      <w:numFmt w:val="bullet"/>
+      <w:lvlText w:val=""/>
+      <w:lvlJc w:val="left"/>
+      <w:pPr>
+        <w:ind w:left="4320" w:hanging="360"/>
+      </w:pPr>
+      <w:rPr>
+        <w:rFonts w:ascii="Wingdings" w:hAnsi="Wingdings" w:hint="default"/>
+      </w:rPr>
+    </w:lvl>
+    <w:lvl w:ilvl="6" w:tplc="240A0001" w:tentative="1">
+      <w:start w:val="1"/>
+      <w:numFmt w:val="bullet"/>
+      <w:lvlText w:val=""/>
+      <w:lvlJc w:val="left"/>
+      <w:pPr>
+        <w:ind w:left="5040" w:hanging="360"/>
+      </w:pPr>
+      <w:rPr>
+        <w:rFonts w:ascii="Symbol" w:hAnsi="Symbol" w:hint="default"/>
+      </w:rPr>
+    </w:lvl>
+    <w:lvl w:ilvl="7" w:tplc="240A0003" w:tentative="1">
+      <w:start w:val="1"/>
+      <w:numFmt w:val="bullet"/>
+      <w:lvlText w:val="o"/>
+      <w:lvlJc w:val="left"/>
+      <w:pPr>
+        <w:ind w:left="5760" w:hanging="360"/>
+      </w:pPr>
+      <w:rPr>
+        <w:rFonts w:ascii="Courier New" w:hAnsi="Courier New" w:cs="Courier New" w:hint="default"/>
+      </w:rPr>
+    </w:lvl>
+    <w:lvl w:ilvl="8" w:tplc="240A0005" w:tentative="1">
+      <w:start w:val="1"/>
+      <w:numFmt w:val="bullet"/>
+      <w:lvlText w:val=""/>
+      <w:lvlJc w:val="left"/>
+      <w:pPr>
+        <w:ind w:left="6480" w:hanging="360"/>
+      </w:pPr>
+      <w:rPr>
+        <w:rFonts w:ascii="Wingdings" w:hAnsi="Wingdings" w:hint="default"/>
+      </w:rPr>
+    </w:lvl>
+  </w:abstractNum>
+  <w:abstractNum w:abstractNumId="5" w15:restartNumberingAfterBreak="0">
+    <w:nsid w:val="41F9381E"/>
+    <w:multiLevelType w:val="hybridMultilevel"/>
+    <w:tmpl w:val="13B8DE72"/>
+    <w:lvl w:ilvl="0" w:tplc="17F45DA6">
+      <w:start w:val="1"/>
+      <w:numFmt w:val="bullet"/>
+      <w:lvlText w:val=""/>
+      <w:lvlJc w:val="left"/>
+      <w:pPr>
+        <w:ind w:left="720" w:hanging="360"/>
+      </w:pPr>
+      <w:rPr>
+        <w:rFonts w:ascii="Wingdings" w:hAnsi="Wingdings" w:hint="default"/>
+      </w:rPr>
+    </w:lvl>
+    <w:lvl w:ilvl="1" w:tplc="240A0003" w:tentative="1">
+      <w:start w:val="1"/>
+      <w:numFmt w:val="bullet"/>
+      <w:lvlText w:val="o"/>
+      <w:lvlJc w:val="left"/>
+      <w:pPr>
+        <w:ind w:left="1440" w:hanging="360"/>
+      </w:pPr>
+      <w:rPr>
+        <w:rFonts w:ascii="Courier New" w:hAnsi="Courier New" w:cs="Courier New" w:hint="default"/>
+      </w:rPr>
+    </w:lvl>
+    <w:lvl w:ilvl="2" w:tplc="240A0005" w:tentative="1">
+      <w:start w:val="1"/>
+      <w:numFmt w:val="bullet"/>
+      <w:lvlText w:val=""/>
+      <w:lvlJc w:val="left"/>
+      <w:pPr>
+        <w:ind w:left="2160" w:hanging="360"/>
+      </w:pPr>
+      <w:rPr>
+        <w:rFonts w:ascii="Wingdings" w:hAnsi="Wingdings" w:hint="default"/>
+      </w:rPr>
+    </w:lvl>
+    <w:lvl w:ilvl="3" w:tplc="240A0001" w:tentative="1">
+      <w:start w:val="1"/>
+      <w:numFmt w:val="bullet"/>
+      <w:lvlText w:val=""/>
+      <w:lvlJc w:val="left"/>
+      <w:pPr>
+        <w:ind w:left="2880" w:hanging="360"/>
+      </w:pPr>
+      <w:rPr>
+        <w:rFonts w:ascii="Symbol" w:hAnsi="Symbol" w:hint="default"/>
+      </w:rPr>
+    </w:lvl>
+    <w:lvl w:ilvl="4" w:tplc="240A0003" w:tentative="1">
+      <w:start w:val="1"/>
+      <w:numFmt w:val="bullet"/>
+      <w:lvlText w:val="o"/>
+      <w:lvlJc w:val="left"/>
+      <w:pPr>
+        <w:ind w:left="3600" w:hanging="360"/>
+      </w:pPr>
+      <w:rPr>
+        <w:rFonts w:ascii="Courier New" w:hAnsi="Courier New" w:cs="Courier New" w:hint="default"/>
+      </w:rPr>
+    </w:lvl>
+    <w:lvl w:ilvl="5" w:tplc="240A0005" w:tentative="1">
+      <w:start w:val="1"/>
+      <w:numFmt w:val="bullet"/>
+      <w:lvlText w:val=""/>
+      <w:lvlJc w:val="left"/>
+      <w:pPr>
+        <w:ind w:left="4320" w:hanging="360"/>
+      </w:pPr>
+      <w:rPr>
+        <w:rFonts w:ascii="Wingdings" w:hAnsi="Wingdings" w:hint="default"/>
+      </w:rPr>
+    </w:lvl>
+    <w:lvl w:ilvl="6" w:tplc="240A0001" w:tentative="1">
+      <w:start w:val="1"/>
+      <w:numFmt w:val="bullet"/>
+      <w:lvlText w:val=""/>
+      <w:lvlJc w:val="left"/>
+      <w:pPr>
+        <w:ind w:left="5040" w:hanging="360"/>
+      </w:pPr>
+      <w:rPr>
+        <w:rFonts w:ascii="Symbol" w:hAnsi="Symbol" w:hint="default"/>
+      </w:rPr>
+    </w:lvl>
+    <w:lvl w:ilvl="7" w:tplc="240A0003" w:tentative="1">
+      <w:start w:val="1"/>
+      <w:numFmt w:val="bullet"/>
+      <w:lvlText w:val="o"/>
+      <w:lvlJc w:val="left"/>
+      <w:pPr>
+        <w:ind w:left="5760" w:hanging="360"/>
+      </w:pPr>
+      <w:rPr>
+        <w:rFonts w:ascii="Courier New" w:hAnsi="Courier New" w:cs="Courier New" w:hint="default"/>
+      </w:rPr>
+    </w:lvl>
+    <w:lvl w:ilvl="8" w:tplc="240A0005" w:tentative="1">
+      <w:start w:val="1"/>
+      <w:numFmt w:val="bullet"/>
+      <w:lvlText w:val=""/>
+      <w:lvlJc w:val="left"/>
+      <w:pPr>
+        <w:ind w:left="6480" w:hanging="360"/>
+      </w:pPr>
+      <w:rPr>
+        <w:rFonts w:ascii="Wingdings" w:hAnsi="Wingdings" w:hint="default"/>
+      </w:rPr>
+    </w:lvl>
+  </w:abstractNum>
+  <w:abstractNum w:abstractNumId="6" w15:restartNumberingAfterBreak="0">
+    <w:nsid w:val="461E2F33"/>
+    <w:multiLevelType w:val="hybridMultilevel"/>
+    <w:tmpl w:val="E68C3900"/>
+    <w:lvl w:ilvl="0" w:tplc="17F45DA6">
+      <w:start w:val="1"/>
+      <w:numFmt w:val="bullet"/>
+      <w:lvlText w:val=""/>
+      <w:lvlJc w:val="left"/>
+      <w:pPr>
+        <w:ind w:left="720" w:hanging="360"/>
+      </w:pPr>
+      <w:rPr>
+        <w:rFonts w:ascii="Wingdings" w:hAnsi="Wingdings" w:hint="default"/>
+      </w:rPr>
+    </w:lvl>
+    <w:lvl w:ilvl="1" w:tplc="240A0003" w:tentative="1">
+      <w:start w:val="1"/>
+      <w:numFmt w:val="bullet"/>
+      <w:lvlText w:val="o"/>
+      <w:lvlJc w:val="left"/>
+      <w:pPr>
+        <w:ind w:left="1440" w:hanging="360"/>
+      </w:pPr>
+      <w:rPr>
+        <w:rFonts w:ascii="Courier New" w:hAnsi="Courier New" w:cs="Courier New" w:hint="default"/>
+      </w:rPr>
+    </w:lvl>
+    <w:lvl w:ilvl="2" w:tplc="240A0005" w:tentative="1">
+      <w:start w:val="1"/>
+      <w:numFmt w:val="bullet"/>
+      <w:lvlText w:val=""/>
+      <w:lvlJc w:val="left"/>
+      <w:pPr>
+        <w:ind w:left="2160" w:hanging="360"/>
+      </w:pPr>
+      <w:rPr>
+        <w:rFonts w:ascii="Wingdings" w:hAnsi="Wingdings" w:hint="default"/>
+      </w:rPr>
+    </w:lvl>
+    <w:lvl w:ilvl="3" w:tplc="240A0001" w:tentative="1">
+      <w:start w:val="1"/>
+      <w:numFmt w:val="bullet"/>
+      <w:lvlText w:val=""/>
+      <w:lvlJc w:val="left"/>
+      <w:pPr>
+        <w:ind w:left="2880" w:hanging="360"/>
+      </w:pPr>
+      <w:rPr>
+        <w:rFonts w:ascii="Symbol" w:hAnsi="Symbol" w:hint="default"/>
+      </w:rPr>
+    </w:lvl>
+    <w:lvl w:ilvl="4" w:tplc="240A0003" w:tentative="1">
+      <w:start w:val="1"/>
+      <w:numFmt w:val="bullet"/>
+      <w:lvlText w:val="o"/>
+      <w:lvlJc w:val="left"/>
+      <w:pPr>
+        <w:ind w:left="3600" w:hanging="360"/>
+      </w:pPr>
+      <w:rPr>
+        <w:rFonts w:ascii="Courier New" w:hAnsi="Courier New" w:cs="Courier New" w:hint="default"/>
+      </w:rPr>
+    </w:lvl>
+    <w:lvl w:ilvl="5" w:tplc="240A0005" w:tentative="1">
+      <w:start w:val="1"/>
+      <w:numFmt w:val="bullet"/>
+      <w:lvlText w:val=""/>
+      <w:lvlJc w:val="left"/>
+      <w:pPr>
+        <w:ind w:left="4320" w:hanging="360"/>
+      </w:pPr>
+      <w:rPr>
+        <w:rFonts w:ascii="Wingdings" w:hAnsi="Wingdings" w:hint="default"/>
+      </w:rPr>
+    </w:lvl>
+    <w:lvl w:ilvl="6" w:tplc="240A0001" w:tentative="1">
+      <w:start w:val="1"/>
+      <w:numFmt w:val="bullet"/>
+      <w:lvlText w:val=""/>
+      <w:lvlJc w:val="left"/>
+      <w:pPr>
+        <w:ind w:left="5040" w:hanging="360"/>
+      </w:pPr>
+      <w:rPr>
+        <w:rFonts w:ascii="Symbol" w:hAnsi="Symbol" w:hint="default"/>
+      </w:rPr>
+    </w:lvl>
+    <w:lvl w:ilvl="7" w:tplc="240A0003" w:tentative="1">
+      <w:start w:val="1"/>
+      <w:numFmt w:val="bullet"/>
+      <w:lvlText w:val="o"/>
+      <w:lvlJc w:val="left"/>
+      <w:pPr>
+        <w:ind w:left="5760" w:hanging="360"/>
+      </w:pPr>
+      <w:rPr>
+        <w:rFonts w:ascii="Courier New" w:hAnsi="Courier New" w:cs="Courier New" w:hint="default"/>
+      </w:rPr>
+    </w:lvl>
+    <w:lvl w:ilvl="8" w:tplc="240A0005" w:tentative="1">
+      <w:start w:val="1"/>
+      <w:numFmt w:val="bullet"/>
+      <w:lvlText w:val=""/>
+      <w:lvlJc w:val="left"/>
+      <w:pPr>
+        <w:ind w:left="6480" w:hanging="360"/>
+      </w:pPr>
+      <w:rPr>
+        <w:rFonts w:ascii="Wingdings" w:hAnsi="Wingdings" w:hint="default"/>
+      </w:rPr>
+    </w:lvl>
+  </w:abstractNum>
+  <w:abstractNum w:abstractNumId="7" w15:restartNumberingAfterBreak="0">
     <w:nsid w:val="53C45785"/>
     <w:multiLevelType w:val="hybridMultilevel"/>
     <w:tmpl w:val="9C1A113C"/>
@@ -1338,7 +2198,7 @@
       </w:rPr>
     </w:lvl>
   </w:abstractNum>
-  <w:abstractNum w:abstractNumId="4" w15:restartNumberingAfterBreak="0">
+  <w:abstractNum w:abstractNumId="8" w15:restartNumberingAfterBreak="0">
     <w:nsid w:val="5A577F59"/>
     <w:multiLevelType w:val="hybridMultilevel"/>
     <w:tmpl w:val="3970E01C"/>
@@ -1451,7 +2311,346 @@
       </w:rPr>
     </w:lvl>
   </w:abstractNum>
-  <w:abstractNum w:abstractNumId="5" w15:restartNumberingAfterBreak="0">
+  <w:abstractNum w:abstractNumId="9" w15:restartNumberingAfterBreak="0">
+    <w:nsid w:val="5AFC4177"/>
+    <w:multiLevelType w:val="hybridMultilevel"/>
+    <w:tmpl w:val="7F7655F6"/>
+    <w:lvl w:ilvl="0" w:tplc="17F45DA6">
+      <w:start w:val="1"/>
+      <w:numFmt w:val="bullet"/>
+      <w:lvlText w:val=""/>
+      <w:lvlJc w:val="left"/>
+      <w:pPr>
+        <w:ind w:left="720" w:hanging="360"/>
+      </w:pPr>
+      <w:rPr>
+        <w:rFonts w:ascii="Wingdings" w:hAnsi="Wingdings" w:hint="default"/>
+      </w:rPr>
+    </w:lvl>
+    <w:lvl w:ilvl="1" w:tplc="240A0003" w:tentative="1">
+      <w:start w:val="1"/>
+      <w:numFmt w:val="bullet"/>
+      <w:lvlText w:val="o"/>
+      <w:lvlJc w:val="left"/>
+      <w:pPr>
+        <w:ind w:left="1440" w:hanging="360"/>
+      </w:pPr>
+      <w:rPr>
+        <w:rFonts w:ascii="Courier New" w:hAnsi="Courier New" w:cs="Courier New" w:hint="default"/>
+      </w:rPr>
+    </w:lvl>
+    <w:lvl w:ilvl="2" w:tplc="240A0005" w:tentative="1">
+      <w:start w:val="1"/>
+      <w:numFmt w:val="bullet"/>
+      <w:lvlText w:val=""/>
+      <w:lvlJc w:val="left"/>
+      <w:pPr>
+        <w:ind w:left="2160" w:hanging="360"/>
+      </w:pPr>
+      <w:rPr>
+        <w:rFonts w:ascii="Wingdings" w:hAnsi="Wingdings" w:hint="default"/>
+      </w:rPr>
+    </w:lvl>
+    <w:lvl w:ilvl="3" w:tplc="240A0001" w:tentative="1">
+      <w:start w:val="1"/>
+      <w:numFmt w:val="bullet"/>
+      <w:lvlText w:val=""/>
+      <w:lvlJc w:val="left"/>
+      <w:pPr>
+        <w:ind w:left="2880" w:hanging="360"/>
+      </w:pPr>
+      <w:rPr>
+        <w:rFonts w:ascii="Symbol" w:hAnsi="Symbol" w:hint="default"/>
+      </w:rPr>
+    </w:lvl>
+    <w:lvl w:ilvl="4" w:tplc="240A0003" w:tentative="1">
+      <w:start w:val="1"/>
+      <w:numFmt w:val="bullet"/>
+      <w:lvlText w:val="o"/>
+      <w:lvlJc w:val="left"/>
+      <w:pPr>
+        <w:ind w:left="3600" w:hanging="360"/>
+      </w:pPr>
+      <w:rPr>
+        <w:rFonts w:ascii="Courier New" w:hAnsi="Courier New" w:cs="Courier New" w:hint="default"/>
+      </w:rPr>
+    </w:lvl>
+    <w:lvl w:ilvl="5" w:tplc="240A0005" w:tentative="1">
+      <w:start w:val="1"/>
+      <w:numFmt w:val="bullet"/>
+      <w:lvlText w:val=""/>
+      <w:lvlJc w:val="left"/>
+      <w:pPr>
+        <w:ind w:left="4320" w:hanging="360"/>
+      </w:pPr>
+      <w:rPr>
+        <w:rFonts w:ascii="Wingdings" w:hAnsi="Wingdings" w:hint="default"/>
+      </w:rPr>
+    </w:lvl>
+    <w:lvl w:ilvl="6" w:tplc="240A0001" w:tentative="1">
+      <w:start w:val="1"/>
+      <w:numFmt w:val="bullet"/>
+      <w:lvlText w:val=""/>
+      <w:lvlJc w:val="left"/>
+      <w:pPr>
+        <w:ind w:left="5040" w:hanging="360"/>
+      </w:pPr>
+      <w:rPr>
+        <w:rFonts w:ascii="Symbol" w:hAnsi="Symbol" w:hint="default"/>
+      </w:rPr>
+    </w:lvl>
+    <w:lvl w:ilvl="7" w:tplc="240A0003" w:tentative="1">
+      <w:start w:val="1"/>
+      <w:numFmt w:val="bullet"/>
+      <w:lvlText w:val="o"/>
+      <w:lvlJc w:val="left"/>
+      <w:pPr>
+        <w:ind w:left="5760" w:hanging="360"/>
+      </w:pPr>
+      <w:rPr>
+        <w:rFonts w:ascii="Courier New" w:hAnsi="Courier New" w:cs="Courier New" w:hint="default"/>
+      </w:rPr>
+    </w:lvl>
+    <w:lvl w:ilvl="8" w:tplc="240A0005" w:tentative="1">
+      <w:start w:val="1"/>
+      <w:numFmt w:val="bullet"/>
+      <w:lvlText w:val=""/>
+      <w:lvlJc w:val="left"/>
+      <w:pPr>
+        <w:ind w:left="6480" w:hanging="360"/>
+      </w:pPr>
+      <w:rPr>
+        <w:rFonts w:ascii="Wingdings" w:hAnsi="Wingdings" w:hint="default"/>
+      </w:rPr>
+    </w:lvl>
+  </w:abstractNum>
+  <w:abstractNum w:abstractNumId="10" w15:restartNumberingAfterBreak="0">
+    <w:nsid w:val="62651388"/>
+    <w:multiLevelType w:val="hybridMultilevel"/>
+    <w:tmpl w:val="0420815A"/>
+    <w:lvl w:ilvl="0" w:tplc="17F45DA6">
+      <w:start w:val="1"/>
+      <w:numFmt w:val="bullet"/>
+      <w:lvlText w:val=""/>
+      <w:lvlJc w:val="left"/>
+      <w:pPr>
+        <w:ind w:left="720" w:hanging="360"/>
+      </w:pPr>
+      <w:rPr>
+        <w:rFonts w:ascii="Wingdings" w:hAnsi="Wingdings" w:hint="default"/>
+      </w:rPr>
+    </w:lvl>
+    <w:lvl w:ilvl="1" w:tplc="240A0003" w:tentative="1">
+      <w:start w:val="1"/>
+      <w:numFmt w:val="bullet"/>
+      <w:lvlText w:val="o"/>
+      <w:lvlJc w:val="left"/>
+      <w:pPr>
+        <w:ind w:left="1440" w:hanging="360"/>
+      </w:pPr>
+      <w:rPr>
+        <w:rFonts w:ascii="Courier New" w:hAnsi="Courier New" w:cs="Courier New" w:hint="default"/>
+      </w:rPr>
+    </w:lvl>
+    <w:lvl w:ilvl="2" w:tplc="240A0005" w:tentative="1">
+      <w:start w:val="1"/>
+      <w:numFmt w:val="bullet"/>
+      <w:lvlText w:val=""/>
+      <w:lvlJc w:val="left"/>
+      <w:pPr>
+        <w:ind w:left="2160" w:hanging="360"/>
+      </w:pPr>
+      <w:rPr>
+        <w:rFonts w:ascii="Wingdings" w:hAnsi="Wingdings" w:hint="default"/>
+      </w:rPr>
+    </w:lvl>
+    <w:lvl w:ilvl="3" w:tplc="240A0001" w:tentative="1">
+      <w:start w:val="1"/>
+      <w:numFmt w:val="bullet"/>
+      <w:lvlText w:val=""/>
+      <w:lvlJc w:val="left"/>
+      <w:pPr>
+        <w:ind w:left="2880" w:hanging="360"/>
+      </w:pPr>
+      <w:rPr>
+        <w:rFonts w:ascii="Symbol" w:hAnsi="Symbol" w:hint="default"/>
+      </w:rPr>
+    </w:lvl>
+    <w:lvl w:ilvl="4" w:tplc="240A0003" w:tentative="1">
+      <w:start w:val="1"/>
+      <w:numFmt w:val="bullet"/>
+      <w:lvlText w:val="o"/>
+      <w:lvlJc w:val="left"/>
+      <w:pPr>
+        <w:ind w:left="3600" w:hanging="360"/>
+      </w:pPr>
+      <w:rPr>
+        <w:rFonts w:ascii="Courier New" w:hAnsi="Courier New" w:cs="Courier New" w:hint="default"/>
+      </w:rPr>
+    </w:lvl>
+    <w:lvl w:ilvl="5" w:tplc="240A0005" w:tentative="1">
+      <w:start w:val="1"/>
+      <w:numFmt w:val="bullet"/>
+      <w:lvlText w:val=""/>
+      <w:lvlJc w:val="left"/>
+      <w:pPr>
+        <w:ind w:left="4320" w:hanging="360"/>
+      </w:pPr>
+      <w:rPr>
+        <w:rFonts w:ascii="Wingdings" w:hAnsi="Wingdings" w:hint="default"/>
+      </w:rPr>
+    </w:lvl>
+    <w:lvl w:ilvl="6" w:tplc="240A0001" w:tentative="1">
+      <w:start w:val="1"/>
+      <w:numFmt w:val="bullet"/>
+      <w:lvlText w:val=""/>
+      <w:lvlJc w:val="left"/>
+      <w:pPr>
+        <w:ind w:left="5040" w:hanging="360"/>
+      </w:pPr>
+      <w:rPr>
+        <w:rFonts w:ascii="Symbol" w:hAnsi="Symbol" w:hint="default"/>
+      </w:rPr>
+    </w:lvl>
+    <w:lvl w:ilvl="7" w:tplc="240A0003" w:tentative="1">
+      <w:start w:val="1"/>
+      <w:numFmt w:val="bullet"/>
+      <w:lvlText w:val="o"/>
+      <w:lvlJc w:val="left"/>
+      <w:pPr>
+        <w:ind w:left="5760" w:hanging="360"/>
+      </w:pPr>
+      <w:rPr>
+        <w:rFonts w:ascii="Courier New" w:hAnsi="Courier New" w:cs="Courier New" w:hint="default"/>
+      </w:rPr>
+    </w:lvl>
+    <w:lvl w:ilvl="8" w:tplc="240A0005" w:tentative="1">
+      <w:start w:val="1"/>
+      <w:numFmt w:val="bullet"/>
+      <w:lvlText w:val=""/>
+      <w:lvlJc w:val="left"/>
+      <w:pPr>
+        <w:ind w:left="6480" w:hanging="360"/>
+      </w:pPr>
+      <w:rPr>
+        <w:rFonts w:ascii="Wingdings" w:hAnsi="Wingdings" w:hint="default"/>
+      </w:rPr>
+    </w:lvl>
+  </w:abstractNum>
+  <w:abstractNum w:abstractNumId="11" w15:restartNumberingAfterBreak="0">
+    <w:nsid w:val="6DDC5159"/>
+    <w:multiLevelType w:val="hybridMultilevel"/>
+    <w:tmpl w:val="1BDC0CE6"/>
+    <w:lvl w:ilvl="0" w:tplc="17F45DA6">
+      <w:start w:val="1"/>
+      <w:numFmt w:val="bullet"/>
+      <w:lvlText w:val=""/>
+      <w:lvlJc w:val="left"/>
+      <w:pPr>
+        <w:ind w:left="720" w:hanging="360"/>
+      </w:pPr>
+      <w:rPr>
+        <w:rFonts w:ascii="Wingdings" w:hAnsi="Wingdings" w:hint="default"/>
+      </w:rPr>
+    </w:lvl>
+    <w:lvl w:ilvl="1" w:tplc="240A0003" w:tentative="1">
+      <w:start w:val="1"/>
+      <w:numFmt w:val="bullet"/>
+      <w:lvlText w:val="o"/>
+      <w:lvlJc w:val="left"/>
+      <w:pPr>
+        <w:ind w:left="1440" w:hanging="360"/>
+      </w:pPr>
+      <w:rPr>
+        <w:rFonts w:ascii="Courier New" w:hAnsi="Courier New" w:cs="Courier New" w:hint="default"/>
+      </w:rPr>
+    </w:lvl>
+    <w:lvl w:ilvl="2" w:tplc="240A0005" w:tentative="1">
+      <w:start w:val="1"/>
+      <w:numFmt w:val="bullet"/>
+      <w:lvlText w:val=""/>
+      <w:lvlJc w:val="left"/>
+      <w:pPr>
+        <w:ind w:left="2160" w:hanging="360"/>
+      </w:pPr>
+      <w:rPr>
+        <w:rFonts w:ascii="Wingdings" w:hAnsi="Wingdings" w:hint="default"/>
+      </w:rPr>
+    </w:lvl>
+    <w:lvl w:ilvl="3" w:tplc="240A0001" w:tentative="1">
+      <w:start w:val="1"/>
+      <w:numFmt w:val="bullet"/>
+      <w:lvlText w:val=""/>
+      <w:lvlJc w:val="left"/>
+      <w:pPr>
+        <w:ind w:left="2880" w:hanging="360"/>
+      </w:pPr>
+      <w:rPr>
+        <w:rFonts w:ascii="Symbol" w:hAnsi="Symbol" w:hint="default"/>
+      </w:rPr>
+    </w:lvl>
+    <w:lvl w:ilvl="4" w:tplc="240A0003" w:tentative="1">
+      <w:start w:val="1"/>
+      <w:numFmt w:val="bullet"/>
+      <w:lvlText w:val="o"/>
+      <w:lvlJc w:val="left"/>
+      <w:pPr>
+        <w:ind w:left="3600" w:hanging="360"/>
+      </w:pPr>
+      <w:rPr>
+        <w:rFonts w:ascii="Courier New" w:hAnsi="Courier New" w:cs="Courier New" w:hint="default"/>
+      </w:rPr>
+    </w:lvl>
+    <w:lvl w:ilvl="5" w:tplc="240A0005" w:tentative="1">
+      <w:start w:val="1"/>
+      <w:numFmt w:val="bullet"/>
+      <w:lvlText w:val=""/>
+      <w:lvlJc w:val="left"/>
+      <w:pPr>
+        <w:ind w:left="4320" w:hanging="360"/>
+      </w:pPr>
+      <w:rPr>
+        <w:rFonts w:ascii="Wingdings" w:hAnsi="Wingdings" w:hint="default"/>
+      </w:rPr>
+    </w:lvl>
+    <w:lvl w:ilvl="6" w:tplc="240A0001" w:tentative="1">
+      <w:start w:val="1"/>
+      <w:numFmt w:val="bullet"/>
+      <w:lvlText w:val=""/>
+      <w:lvlJc w:val="left"/>
+      <w:pPr>
+        <w:ind w:left="5040" w:hanging="360"/>
+      </w:pPr>
+      <w:rPr>
+        <w:rFonts w:ascii="Symbol" w:hAnsi="Symbol" w:hint="default"/>
+      </w:rPr>
+    </w:lvl>
+    <w:lvl w:ilvl="7" w:tplc="240A0003" w:tentative="1">
+      <w:start w:val="1"/>
+      <w:numFmt w:val="bullet"/>
+      <w:lvlText w:val="o"/>
+      <w:lvlJc w:val="left"/>
+      <w:pPr>
+        <w:ind w:left="5760" w:hanging="360"/>
+      </w:pPr>
+      <w:rPr>
+        <w:rFonts w:ascii="Courier New" w:hAnsi="Courier New" w:cs="Courier New" w:hint="default"/>
+      </w:rPr>
+    </w:lvl>
+    <w:lvl w:ilvl="8" w:tplc="240A0005" w:tentative="1">
+      <w:start w:val="1"/>
+      <w:numFmt w:val="bullet"/>
+      <w:lvlText w:val=""/>
+      <w:lvlJc w:val="left"/>
+      <w:pPr>
+        <w:ind w:left="6480" w:hanging="360"/>
+      </w:pPr>
+      <w:rPr>
+        <w:rFonts w:ascii="Wingdings" w:hAnsi="Wingdings" w:hint="default"/>
+      </w:rPr>
+    </w:lvl>
+  </w:abstractNum>
+  <w:abstractNum w:abstractNumId="12" w15:restartNumberingAfterBreak="0">
     <w:nsid w:val="75A51F24"/>
     <w:multiLevelType w:val="hybridMultilevel"/>
     <w:tmpl w:val="E530EE0A"/>
@@ -1568,19 +2767,40 @@
     <w:abstractNumId w:val="0"/>
   </w:num>
   <w:num w:numId="2" w16cid:durableId="2039819832">
+    <w:abstractNumId w:val="8"/>
+  </w:num>
+  <w:num w:numId="3" w16cid:durableId="378286381">
+    <w:abstractNumId w:val="7"/>
+  </w:num>
+  <w:num w:numId="4" w16cid:durableId="327947247">
+    <w:abstractNumId w:val="12"/>
+  </w:num>
+  <w:num w:numId="5" w16cid:durableId="737555509">
+    <w:abstractNumId w:val="2"/>
+  </w:num>
+  <w:num w:numId="6" w16cid:durableId="1259025865">
+    <w:abstractNumId w:val="3"/>
+  </w:num>
+  <w:num w:numId="7" w16cid:durableId="1593049180">
+    <w:abstractNumId w:val="11"/>
+  </w:num>
+  <w:num w:numId="8" w16cid:durableId="503085291">
+    <w:abstractNumId w:val="1"/>
+  </w:num>
+  <w:num w:numId="9" w16cid:durableId="148595646">
     <w:abstractNumId w:val="4"/>
   </w:num>
-  <w:num w:numId="3" w16cid:durableId="378286381">
-    <w:abstractNumId w:val="3"/>
+  <w:num w:numId="10" w16cid:durableId="777798441">
+    <w:abstractNumId w:val="6"/>
   </w:num>
-  <w:num w:numId="4" w16cid:durableId="327947247">
+  <w:num w:numId="11" w16cid:durableId="184515240">
+    <w:abstractNumId w:val="10"/>
+  </w:num>
+  <w:num w:numId="12" w16cid:durableId="308479654">
     <w:abstractNumId w:val="5"/>
   </w:num>
-  <w:num w:numId="5" w16cid:durableId="737555509">
-    <w:abstractNumId w:val="1"/>
-  </w:num>
-  <w:num w:numId="6" w16cid:durableId="1259025865">
-    <w:abstractNumId w:val="2"/>
+  <w:num w:numId="13" w16cid:durableId="629360496">
+    <w:abstractNumId w:val="9"/>
   </w:num>
 </w:numbering>
 </file>
@@ -2187,6 +3407,7 @@
   <w:style w:type="character" w:default="1" w:styleId="Fuentedeprrafopredeter">
     <w:name w:val="Default Paragraph Font"/>
     <w:uiPriority w:val="1"/>
+    <w:semiHidden/>
     <w:unhideWhenUsed/>
   </w:style>
   <w:style w:type="table" w:default="1" w:styleId="Tablanormal">
@@ -2499,6 +3720,50 @@
       <w:spacing w:val="5"/>
     </w:rPr>
   </w:style>
+  <w:style w:type="paragraph" w:styleId="Encabezado">
+    <w:name w:val="header"/>
+    <w:basedOn w:val="Normal"/>
+    <w:link w:val="EncabezadoCar"/>
+    <w:uiPriority w:val="99"/>
+    <w:unhideWhenUsed/>
+    <w:rsid w:val="004639A9"/>
+    <w:pPr>
+      <w:tabs>
+        <w:tab w:val="center" w:pos="4419"/>
+        <w:tab w:val="right" w:pos="8838"/>
+      </w:tabs>
+      <w:spacing w:after="0" w:line="240" w:lineRule="auto"/>
+    </w:pPr>
+  </w:style>
+  <w:style w:type="character" w:customStyle="1" w:styleId="EncabezadoCar">
+    <w:name w:val="Encabezado Car"/>
+    <w:basedOn w:val="Fuentedeprrafopredeter"/>
+    <w:link w:val="Encabezado"/>
+    <w:uiPriority w:val="99"/>
+    <w:rsid w:val="004639A9"/>
+  </w:style>
+  <w:style w:type="paragraph" w:styleId="Piedepgina">
+    <w:name w:val="footer"/>
+    <w:basedOn w:val="Normal"/>
+    <w:link w:val="PiedepginaCar"/>
+    <w:uiPriority w:val="99"/>
+    <w:unhideWhenUsed/>
+    <w:rsid w:val="004639A9"/>
+    <w:pPr>
+      <w:tabs>
+        <w:tab w:val="center" w:pos="4419"/>
+        <w:tab w:val="right" w:pos="8838"/>
+      </w:tabs>
+      <w:spacing w:after="0" w:line="240" w:lineRule="auto"/>
+    </w:pPr>
+  </w:style>
+  <w:style w:type="character" w:customStyle="1" w:styleId="PiedepginaCar">
+    <w:name w:val="Pie de página Car"/>
+    <w:basedOn w:val="Fuentedeprrafopredeter"/>
+    <w:link w:val="Piedepgina"/>
+    <w:uiPriority w:val="99"/>
+    <w:rsid w:val="004639A9"/>
+  </w:style>
 </w:styles>
 </file>
 

--- a/Requerimientos Funcionales.docx
+++ b/Requerimientos Funcionales.docx
@@ -1229,7 +1229,31 @@
         <w:rPr>
           <w:rFonts w:ascii="Times New Roman" w:hAnsi="Times New Roman" w:cs="Times New Roman"/>
         </w:rPr>
-        <w:t>El sistema debe permitir la navegación entre sus diferentes secciones de manera sencilla y rápida.</w:t>
+        <w:t>El sistema debe permitir la navegación entre sus diferentes secciones de manera sencilla y rápida</w:t>
+      </w:r>
+      <w:r>
+        <w:rPr>
+          <w:rFonts w:ascii="Times New Roman" w:hAnsi="Times New Roman" w:cs="Times New Roman"/>
+        </w:rPr>
+        <w:t xml:space="preserve">…. </w:t>
+      </w:r>
+    </w:p>
+    <w:p>
+      <w:pPr>
+        <w:pStyle w:val="Prrafodelista"/>
+        <w:numPr>
+          <w:ilvl w:val="0"/>
+          <w:numId w:val="7"/>
+        </w:numPr>
+        <w:rPr>
+          <w:rFonts w:ascii="Times New Roman" w:hAnsi="Times New Roman" w:cs="Times New Roman"/>
+        </w:rPr>
+      </w:pPr>
+      <w:r>
+        <w:rPr>
+          <w:rFonts w:ascii="Times New Roman" w:hAnsi="Times New Roman" w:cs="Times New Roman"/>
+        </w:rPr>
+        <w:t>FIN</w:t>
       </w:r>
     </w:p>
     <w:sectPr>
